--- a/Etapa Inicio/Plan de Proyecto - Kairos - NexTech.docx
+++ b/Etapa Inicio/Plan de Proyecto - Kairos - NexTech.docx
@@ -983,12 +983,12 @@
             <wp:extent cx="1200150" cy="1200150"/>
             <wp:effectExtent b="0" l="0" r="0" t="0"/>
             <wp:wrapSquare wrapText="bothSides" distB="0" distT="0" distL="114300" distR="114300"/>
-            <wp:docPr descr="psi-negro.png" id="15" name="image5.png"/>
+            <wp:docPr descr="psi-negro.png" id="15" name="image1.png"/>
             <a:graphic>
               <a:graphicData uri="http://schemas.openxmlformats.org/drawingml/2006/picture">
                 <pic:pic>
                   <pic:nvPicPr>
-                    <pic:cNvPr descr="psi-negro.png" id="0" name="image5.png"/>
+                    <pic:cNvPr descr="psi-negro.png" id="0" name="image1.png"/>
                     <pic:cNvPicPr preferRelativeResize="0"/>
                   </pic:nvPicPr>
                   <pic:blipFill>
@@ -1038,12 +1038,12 @@
             <wp:extent cx="1304925" cy="2019300"/>
             <wp:effectExtent b="0" l="0" r="0" t="0"/>
             <wp:wrapSquare wrapText="bothSides" distB="0" distT="0" distL="114300" distR="114300"/>
-            <wp:docPr descr="UNPA.JPG" id="16" name="image1.jpg"/>
+            <wp:docPr descr="UNPA.JPG" id="16" name="image5.jpg"/>
             <a:graphic>
               <a:graphicData uri="http://schemas.openxmlformats.org/drawingml/2006/picture">
                 <pic:pic>
                   <pic:nvPicPr>
-                    <pic:cNvPr descr="UNPA.JPG" id="0" name="image1.jpg"/>
+                    <pic:cNvPr descr="UNPA.JPG" id="0" name="image5.jpg"/>
                     <pic:cNvPicPr preferRelativeResize="0"/>
                   </pic:nvPicPr>
                   <pic:blipFill>
@@ -1326,12 +1326,12 @@
             <wp:extent cx="1200150" cy="1200150"/>
             <wp:effectExtent b="0" l="0" r="0" t="0"/>
             <wp:wrapSquare wrapText="bothSides" distB="0" distT="0" distL="114300" distR="114300"/>
-            <wp:docPr id="13" name="image4.png"/>
+            <wp:docPr id="13" name="image3.png"/>
             <a:graphic>
               <a:graphicData uri="http://schemas.openxmlformats.org/drawingml/2006/picture">
                 <pic:pic>
                   <pic:nvPicPr>
-                    <pic:cNvPr id="0" name="image4.png"/>
+                    <pic:cNvPr id="0" name="image3.png"/>
                     <pic:cNvPicPr preferRelativeResize="0"/>
                   </pic:nvPicPr>
                   <pic:blipFill>
@@ -1429,7 +1429,7 @@
     </w:p>
     <w:sdt>
       <w:sdtPr>
-        <w:id w:val="2119659926"/>
+        <w:id w:val="-1314100632"/>
         <w:docPartObj>
           <w:docPartGallery w:val="Table of Contents"/>
           <w:docPartUnique w:val="1"/>
@@ -9929,12 +9929,12 @@
           <wp:extent cx="669290" cy="669290"/>
           <wp:effectExtent b="0" l="0" r="0" t="0"/>
           <wp:wrapSquare wrapText="bothSides" distB="0" distT="0" distL="114300" distR="114300"/>
-          <wp:docPr descr="psi-negro.png" id="17" name="image3.png"/>
+          <wp:docPr descr="psi-negro.png" id="17" name="image2.png"/>
           <a:graphic>
             <a:graphicData uri="http://schemas.openxmlformats.org/drawingml/2006/picture">
               <pic:pic>
                 <pic:nvPicPr>
-                  <pic:cNvPr descr="psi-negro.png" id="0" name="image3.png"/>
+                  <pic:cNvPr descr="psi-negro.png" id="0" name="image2.png"/>
                   <pic:cNvPicPr preferRelativeResize="0"/>
                 </pic:nvPicPr>
                 <pic:blipFill>
@@ -9974,12 +9974,12 @@
           <wp:extent cx="425450" cy="666750"/>
           <wp:effectExtent b="0" l="0" r="0" t="0"/>
           <wp:wrapSquare wrapText="bothSides" distB="0" distT="0" distL="114300" distR="114300"/>
-          <wp:docPr descr="UNPA.JPG" id="12" name="image2.jpg"/>
+          <wp:docPr descr="UNPA.JPG" id="12" name="image4.jpg"/>
           <a:graphic>
             <a:graphicData uri="http://schemas.openxmlformats.org/drawingml/2006/picture">
               <pic:pic>
                 <pic:nvPicPr>
-                  <pic:cNvPr descr="UNPA.JPG" id="0" name="image2.jpg"/>
+                  <pic:cNvPr descr="UNPA.JPG" id="0" name="image4.jpg"/>
                   <pic:cNvPicPr preferRelativeResize="0"/>
                 </pic:nvPicPr>
                 <pic:blipFill>

--- a/Etapa Inicio/Plan de Proyecto - Kairos - NexTech.docx
+++ b/Etapa Inicio/Plan de Proyecto - Kairos - NexTech.docx
@@ -983,12 +983,12 @@
             <wp:extent cx="1200150" cy="1200150"/>
             <wp:effectExtent b="0" l="0" r="0" t="0"/>
             <wp:wrapSquare wrapText="bothSides" distB="0" distT="0" distL="114300" distR="114300"/>
-            <wp:docPr descr="psi-negro.png" id="15" name="image1.png"/>
+            <wp:docPr descr="psi-negro.png" id="15" name="image2.png"/>
             <a:graphic>
               <a:graphicData uri="http://schemas.openxmlformats.org/drawingml/2006/picture">
                 <pic:pic>
                   <pic:nvPicPr>
-                    <pic:cNvPr descr="psi-negro.png" id="0" name="image1.png"/>
+                    <pic:cNvPr descr="psi-negro.png" id="0" name="image2.png"/>
                     <pic:cNvPicPr preferRelativeResize="0"/>
                   </pic:nvPicPr>
                   <pic:blipFill>
@@ -1038,12 +1038,12 @@
             <wp:extent cx="1304925" cy="2019300"/>
             <wp:effectExtent b="0" l="0" r="0" t="0"/>
             <wp:wrapSquare wrapText="bothSides" distB="0" distT="0" distL="114300" distR="114300"/>
-            <wp:docPr descr="UNPA.JPG" id="16" name="image5.jpg"/>
+            <wp:docPr descr="UNPA.JPG" id="16" name="image1.jpg"/>
             <a:graphic>
               <a:graphicData uri="http://schemas.openxmlformats.org/drawingml/2006/picture">
                 <pic:pic>
                   <pic:nvPicPr>
-                    <pic:cNvPr descr="UNPA.JPG" id="0" name="image5.jpg"/>
+                    <pic:cNvPr descr="UNPA.JPG" id="0" name="image1.jpg"/>
                     <pic:cNvPicPr preferRelativeResize="0"/>
                   </pic:nvPicPr>
                   <pic:blipFill>
@@ -1326,12 +1326,12 @@
             <wp:extent cx="1200150" cy="1200150"/>
             <wp:effectExtent b="0" l="0" r="0" t="0"/>
             <wp:wrapSquare wrapText="bothSides" distB="0" distT="0" distL="114300" distR="114300"/>
-            <wp:docPr id="13" name="image3.png"/>
+            <wp:docPr id="13" name="image4.png"/>
             <a:graphic>
               <a:graphicData uri="http://schemas.openxmlformats.org/drawingml/2006/picture">
                 <pic:pic>
                   <pic:nvPicPr>
-                    <pic:cNvPr id="0" name="image3.png"/>
+                    <pic:cNvPr id="0" name="image4.png"/>
                     <pic:cNvPicPr preferRelativeResize="0"/>
                   </pic:nvPicPr>
                   <pic:blipFill>
@@ -1429,7 +1429,7 @@
     </w:p>
     <w:sdt>
       <w:sdtPr>
-        <w:id w:val="-1314100632"/>
+        <w:id w:val="1072536824"/>
         <w:docPartObj>
           <w:docPartGallery w:val="Table of Contents"/>
           <w:docPartUnique w:val="1"/>
@@ -4562,12 +4562,12 @@
           <wp:inline distB="114300" distT="114300" distL="114300" distR="114300">
             <wp:extent cx="4201478" cy="2493184"/>
             <wp:effectExtent b="0" l="0" r="0" t="0"/>
-            <wp:docPr id="14" name="image6.png"/>
+            <wp:docPr id="14" name="image5.png"/>
             <a:graphic>
               <a:graphicData uri="http://schemas.openxmlformats.org/drawingml/2006/picture">
                 <pic:pic>
                   <pic:nvPicPr>
-                    <pic:cNvPr id="0" name="image6.png"/>
+                    <pic:cNvPr id="0" name="image5.png"/>
                     <pic:cNvPicPr preferRelativeResize="0"/>
                   </pic:nvPicPr>
                   <pic:blipFill>
@@ -9929,12 +9929,12 @@
           <wp:extent cx="669290" cy="669290"/>
           <wp:effectExtent b="0" l="0" r="0" t="0"/>
           <wp:wrapSquare wrapText="bothSides" distB="0" distT="0" distL="114300" distR="114300"/>
-          <wp:docPr descr="psi-negro.png" id="17" name="image2.png"/>
+          <wp:docPr descr="psi-negro.png" id="17" name="image3.png"/>
           <a:graphic>
             <a:graphicData uri="http://schemas.openxmlformats.org/drawingml/2006/picture">
               <pic:pic>
                 <pic:nvPicPr>
-                  <pic:cNvPr descr="psi-negro.png" id="0" name="image2.png"/>
+                  <pic:cNvPr descr="psi-negro.png" id="0" name="image3.png"/>
                   <pic:cNvPicPr preferRelativeResize="0"/>
                 </pic:nvPicPr>
                 <pic:blipFill>
@@ -9974,12 +9974,12 @@
           <wp:extent cx="425450" cy="666750"/>
           <wp:effectExtent b="0" l="0" r="0" t="0"/>
           <wp:wrapSquare wrapText="bothSides" distB="0" distT="0" distL="114300" distR="114300"/>
-          <wp:docPr descr="UNPA.JPG" id="12" name="image4.jpg"/>
+          <wp:docPr descr="UNPA.JPG" id="12" name="image6.jpg"/>
           <a:graphic>
             <a:graphicData uri="http://schemas.openxmlformats.org/drawingml/2006/picture">
               <pic:pic>
                 <pic:nvPicPr>
-                  <pic:cNvPr descr="UNPA.JPG" id="0" name="image4.jpg"/>
+                  <pic:cNvPr descr="UNPA.JPG" id="0" name="image6.jpg"/>
                   <pic:cNvPicPr preferRelativeResize="0"/>
                 </pic:nvPicPr>
                 <pic:blipFill>

--- a/Etapa Inicio/Plan de Proyecto - Kairos - NexTech.docx
+++ b/Etapa Inicio/Plan de Proyecto - Kairos - NexTech.docx
@@ -1038,12 +1038,12 @@
             <wp:extent cx="1304925" cy="2019300"/>
             <wp:effectExtent b="0" l="0" r="0" t="0"/>
             <wp:wrapSquare wrapText="bothSides" distB="0" distT="0" distL="114300" distR="114300"/>
-            <wp:docPr descr="UNPA.JPG" id="16" name="image1.jpg"/>
+            <wp:docPr descr="UNPA.JPG" id="16" name="image5.jpg"/>
             <a:graphic>
               <a:graphicData uri="http://schemas.openxmlformats.org/drawingml/2006/picture">
                 <pic:pic>
                   <pic:nvPicPr>
-                    <pic:cNvPr descr="UNPA.JPG" id="0" name="image1.jpg"/>
+                    <pic:cNvPr descr="UNPA.JPG" id="0" name="image5.jpg"/>
                     <pic:cNvPicPr preferRelativeResize="0"/>
                   </pic:nvPicPr>
                   <pic:blipFill>
@@ -1326,12 +1326,12 @@
             <wp:extent cx="1200150" cy="1200150"/>
             <wp:effectExtent b="0" l="0" r="0" t="0"/>
             <wp:wrapSquare wrapText="bothSides" distB="0" distT="0" distL="114300" distR="114300"/>
-            <wp:docPr id="13" name="image4.png"/>
+            <wp:docPr id="13" name="image3.png"/>
             <a:graphic>
               <a:graphicData uri="http://schemas.openxmlformats.org/drawingml/2006/picture">
                 <pic:pic>
                   <pic:nvPicPr>
-                    <pic:cNvPr id="0" name="image4.png"/>
+                    <pic:cNvPr id="0" name="image3.png"/>
                     <pic:cNvPicPr preferRelativeResize="0"/>
                   </pic:nvPicPr>
                   <pic:blipFill>
@@ -1429,7 +1429,7 @@
     </w:p>
     <w:sdt>
       <w:sdtPr>
-        <w:id w:val="1072536824"/>
+        <w:id w:val="-559439151"/>
         <w:docPartObj>
           <w:docPartGallery w:val="Table of Contents"/>
           <w:docPartUnique w:val="1"/>
@@ -4562,12 +4562,12 @@
           <wp:inline distB="114300" distT="114300" distL="114300" distR="114300">
             <wp:extent cx="4201478" cy="2493184"/>
             <wp:effectExtent b="0" l="0" r="0" t="0"/>
-            <wp:docPr id="14" name="image5.png"/>
+            <wp:docPr id="14" name="image6.png"/>
             <a:graphic>
               <a:graphicData uri="http://schemas.openxmlformats.org/drawingml/2006/picture">
                 <pic:pic>
                   <pic:nvPicPr>
-                    <pic:cNvPr id="0" name="image5.png"/>
+                    <pic:cNvPr id="0" name="image6.png"/>
                     <pic:cNvPicPr preferRelativeResize="0"/>
                   </pic:nvPicPr>
                   <pic:blipFill>
@@ -9929,12 +9929,12 @@
           <wp:extent cx="669290" cy="669290"/>
           <wp:effectExtent b="0" l="0" r="0" t="0"/>
           <wp:wrapSquare wrapText="bothSides" distB="0" distT="0" distL="114300" distR="114300"/>
-          <wp:docPr descr="psi-negro.png" id="17" name="image3.png"/>
+          <wp:docPr descr="psi-negro.png" id="17" name="image4.png"/>
           <a:graphic>
             <a:graphicData uri="http://schemas.openxmlformats.org/drawingml/2006/picture">
               <pic:pic>
                 <pic:nvPicPr>
-                  <pic:cNvPr descr="psi-negro.png" id="0" name="image3.png"/>
+                  <pic:cNvPr descr="psi-negro.png" id="0" name="image4.png"/>
                   <pic:cNvPicPr preferRelativeResize="0"/>
                 </pic:nvPicPr>
                 <pic:blipFill>
@@ -9974,12 +9974,12 @@
           <wp:extent cx="425450" cy="666750"/>
           <wp:effectExtent b="0" l="0" r="0" t="0"/>
           <wp:wrapSquare wrapText="bothSides" distB="0" distT="0" distL="114300" distR="114300"/>
-          <wp:docPr descr="UNPA.JPG" id="12" name="image6.jpg"/>
+          <wp:docPr descr="UNPA.JPG" id="12" name="image1.jpg"/>
           <a:graphic>
             <a:graphicData uri="http://schemas.openxmlformats.org/drawingml/2006/picture">
               <pic:pic>
                 <pic:nvPicPr>
-                  <pic:cNvPr descr="UNPA.JPG" id="0" name="image6.jpg"/>
+                  <pic:cNvPr descr="UNPA.JPG" id="0" name="image1.jpg"/>
                   <pic:cNvPicPr preferRelativeResize="0"/>
                 </pic:nvPicPr>
                 <pic:blipFill>

--- a/Etapa Inicio/Plan de Proyecto - Kairos - NexTech.docx
+++ b/Etapa Inicio/Plan de Proyecto - Kairos - NexTech.docx
@@ -983,12 +983,12 @@
             <wp:extent cx="1200150" cy="1200150"/>
             <wp:effectExtent b="0" l="0" r="0" t="0"/>
             <wp:wrapSquare wrapText="bothSides" distB="0" distT="0" distL="114300" distR="114300"/>
-            <wp:docPr descr="psi-negro.png" id="15" name="image2.png"/>
+            <wp:docPr descr="psi-negro.png" id="15" name="image3.png"/>
             <a:graphic>
               <a:graphicData uri="http://schemas.openxmlformats.org/drawingml/2006/picture">
                 <pic:pic>
                   <pic:nvPicPr>
-                    <pic:cNvPr descr="psi-negro.png" id="0" name="image2.png"/>
+                    <pic:cNvPr descr="psi-negro.png" id="0" name="image3.png"/>
                     <pic:cNvPicPr preferRelativeResize="0"/>
                   </pic:nvPicPr>
                   <pic:blipFill>
@@ -1038,12 +1038,12 @@
             <wp:extent cx="1304925" cy="2019300"/>
             <wp:effectExtent b="0" l="0" r="0" t="0"/>
             <wp:wrapSquare wrapText="bothSides" distB="0" distT="0" distL="114300" distR="114300"/>
-            <wp:docPr descr="UNPA.JPG" id="16" name="image5.jpg"/>
+            <wp:docPr descr="UNPA.JPG" id="16" name="image4.jpg"/>
             <a:graphic>
               <a:graphicData uri="http://schemas.openxmlformats.org/drawingml/2006/picture">
                 <pic:pic>
                   <pic:nvPicPr>
-                    <pic:cNvPr descr="UNPA.JPG" id="0" name="image5.jpg"/>
+                    <pic:cNvPr descr="UNPA.JPG" id="0" name="image4.jpg"/>
                     <pic:cNvPicPr preferRelativeResize="0"/>
                   </pic:nvPicPr>
                   <pic:blipFill>
@@ -1326,12 +1326,12 @@
             <wp:extent cx="1200150" cy="1200150"/>
             <wp:effectExtent b="0" l="0" r="0" t="0"/>
             <wp:wrapSquare wrapText="bothSides" distB="0" distT="0" distL="114300" distR="114300"/>
-            <wp:docPr id="13" name="image3.png"/>
+            <wp:docPr id="13" name="image2.png"/>
             <a:graphic>
               <a:graphicData uri="http://schemas.openxmlformats.org/drawingml/2006/picture">
                 <pic:pic>
                   <pic:nvPicPr>
-                    <pic:cNvPr id="0" name="image3.png"/>
+                    <pic:cNvPr id="0" name="image2.png"/>
                     <pic:cNvPicPr preferRelativeResize="0"/>
                   </pic:nvPicPr>
                   <pic:blipFill>
@@ -1429,7 +1429,7 @@
     </w:p>
     <w:sdt>
       <w:sdtPr>
-        <w:id w:val="-559439151"/>
+        <w:id w:val="1344774655"/>
         <w:docPartObj>
           <w:docPartGallery w:val="Table of Contents"/>
           <w:docPartUnique w:val="1"/>
@@ -4562,12 +4562,12 @@
           <wp:inline distB="114300" distT="114300" distL="114300" distR="114300">
             <wp:extent cx="4201478" cy="2493184"/>
             <wp:effectExtent b="0" l="0" r="0" t="0"/>
-            <wp:docPr id="14" name="image6.png"/>
+            <wp:docPr id="14" name="image5.png"/>
             <a:graphic>
               <a:graphicData uri="http://schemas.openxmlformats.org/drawingml/2006/picture">
                 <pic:pic>
                   <pic:nvPicPr>
-                    <pic:cNvPr id="0" name="image6.png"/>
+                    <pic:cNvPr id="0" name="image5.png"/>
                     <pic:cNvPicPr preferRelativeResize="0"/>
                   </pic:nvPicPr>
                   <pic:blipFill>
@@ -9929,12 +9929,12 @@
           <wp:extent cx="669290" cy="669290"/>
           <wp:effectExtent b="0" l="0" r="0" t="0"/>
           <wp:wrapSquare wrapText="bothSides" distB="0" distT="0" distL="114300" distR="114300"/>
-          <wp:docPr descr="psi-negro.png" id="17" name="image4.png"/>
+          <wp:docPr descr="psi-negro.png" id="17" name="image6.png"/>
           <a:graphic>
             <a:graphicData uri="http://schemas.openxmlformats.org/drawingml/2006/picture">
               <pic:pic>
                 <pic:nvPicPr>
-                  <pic:cNvPr descr="psi-negro.png" id="0" name="image4.png"/>
+                  <pic:cNvPr descr="psi-negro.png" id="0" name="image6.png"/>
                   <pic:cNvPicPr preferRelativeResize="0"/>
                 </pic:nvPicPr>
                 <pic:blipFill>

--- a/Etapa Inicio/Plan de Proyecto - Kairos - NexTech.docx
+++ b/Etapa Inicio/Plan de Proyecto - Kairos - NexTech.docx
@@ -983,12 +983,12 @@
             <wp:extent cx="1200150" cy="1200150"/>
             <wp:effectExtent b="0" l="0" r="0" t="0"/>
             <wp:wrapSquare wrapText="bothSides" distB="0" distT="0" distL="114300" distR="114300"/>
-            <wp:docPr descr="psi-negro.png" id="15" name="image3.png"/>
+            <wp:docPr descr="psi-negro.png" id="15" name="image4.png"/>
             <a:graphic>
               <a:graphicData uri="http://schemas.openxmlformats.org/drawingml/2006/picture">
                 <pic:pic>
                   <pic:nvPicPr>
-                    <pic:cNvPr descr="psi-negro.png" id="0" name="image3.png"/>
+                    <pic:cNvPr descr="psi-negro.png" id="0" name="image4.png"/>
                     <pic:cNvPicPr preferRelativeResize="0"/>
                   </pic:nvPicPr>
                   <pic:blipFill>
@@ -1038,12 +1038,12 @@
             <wp:extent cx="1304925" cy="2019300"/>
             <wp:effectExtent b="0" l="0" r="0" t="0"/>
             <wp:wrapSquare wrapText="bothSides" distB="0" distT="0" distL="114300" distR="114300"/>
-            <wp:docPr descr="UNPA.JPG" id="16" name="image4.jpg"/>
+            <wp:docPr descr="UNPA.JPG" id="16" name="image5.jpg"/>
             <a:graphic>
               <a:graphicData uri="http://schemas.openxmlformats.org/drawingml/2006/picture">
                 <pic:pic>
                   <pic:nvPicPr>
-                    <pic:cNvPr descr="UNPA.JPG" id="0" name="image4.jpg"/>
+                    <pic:cNvPr descr="UNPA.JPG" id="0" name="image5.jpg"/>
                     <pic:cNvPicPr preferRelativeResize="0"/>
                   </pic:nvPicPr>
                   <pic:blipFill>
@@ -1429,7 +1429,7 @@
     </w:p>
     <w:sdt>
       <w:sdtPr>
-        <w:id w:val="1344774655"/>
+        <w:id w:val="348466240"/>
         <w:docPartObj>
           <w:docPartGallery w:val="Table of Contents"/>
           <w:docPartUnique w:val="1"/>
@@ -4562,12 +4562,12 @@
           <wp:inline distB="114300" distT="114300" distL="114300" distR="114300">
             <wp:extent cx="4201478" cy="2493184"/>
             <wp:effectExtent b="0" l="0" r="0" t="0"/>
-            <wp:docPr id="14" name="image5.png"/>
+            <wp:docPr id="14" name="image6.png"/>
             <a:graphic>
               <a:graphicData uri="http://schemas.openxmlformats.org/drawingml/2006/picture">
                 <pic:pic>
                   <pic:nvPicPr>
-                    <pic:cNvPr id="0" name="image5.png"/>
+                    <pic:cNvPr id="0" name="image6.png"/>
                     <pic:cNvPicPr preferRelativeResize="0"/>
                   </pic:nvPicPr>
                   <pic:blipFill>
@@ -9929,12 +9929,12 @@
           <wp:extent cx="669290" cy="669290"/>
           <wp:effectExtent b="0" l="0" r="0" t="0"/>
           <wp:wrapSquare wrapText="bothSides" distB="0" distT="0" distL="114300" distR="114300"/>
-          <wp:docPr descr="psi-negro.png" id="17" name="image6.png"/>
+          <wp:docPr descr="psi-negro.png" id="17" name="image3.png"/>
           <a:graphic>
             <a:graphicData uri="http://schemas.openxmlformats.org/drawingml/2006/picture">
               <pic:pic>
                 <pic:nvPicPr>
-                  <pic:cNvPr descr="psi-negro.png" id="0" name="image6.png"/>
+                  <pic:cNvPr descr="psi-negro.png" id="0" name="image3.png"/>
                   <pic:cNvPicPr preferRelativeResize="0"/>
                 </pic:nvPicPr>
                 <pic:blipFill>

--- a/Etapa Inicio/Plan de Proyecto - Kairos - NexTech.docx
+++ b/Etapa Inicio/Plan de Proyecto - Kairos - NexTech.docx
@@ -983,12 +983,12 @@
             <wp:extent cx="1200150" cy="1200150"/>
             <wp:effectExtent b="0" l="0" r="0" t="0"/>
             <wp:wrapSquare wrapText="bothSides" distB="0" distT="0" distL="114300" distR="114300"/>
-            <wp:docPr descr="psi-negro.png" id="15" name="image4.png"/>
+            <wp:docPr descr="psi-negro.png" id="15" name="image3.png"/>
             <a:graphic>
               <a:graphicData uri="http://schemas.openxmlformats.org/drawingml/2006/picture">
                 <pic:pic>
                   <pic:nvPicPr>
-                    <pic:cNvPr descr="psi-negro.png" id="0" name="image4.png"/>
+                    <pic:cNvPr descr="psi-negro.png" id="0" name="image3.png"/>
                     <pic:cNvPicPr preferRelativeResize="0"/>
                   </pic:nvPicPr>
                   <pic:blipFill>
@@ -1038,12 +1038,12 @@
             <wp:extent cx="1304925" cy="2019300"/>
             <wp:effectExtent b="0" l="0" r="0" t="0"/>
             <wp:wrapSquare wrapText="bothSides" distB="0" distT="0" distL="114300" distR="114300"/>
-            <wp:docPr descr="UNPA.JPG" id="16" name="image5.jpg"/>
+            <wp:docPr descr="UNPA.JPG" id="16" name="image6.jpg"/>
             <a:graphic>
               <a:graphicData uri="http://schemas.openxmlformats.org/drawingml/2006/picture">
                 <pic:pic>
                   <pic:nvPicPr>
-                    <pic:cNvPr descr="UNPA.JPG" id="0" name="image5.jpg"/>
+                    <pic:cNvPr descr="UNPA.JPG" id="0" name="image6.jpg"/>
                     <pic:cNvPicPr preferRelativeResize="0"/>
                   </pic:nvPicPr>
                   <pic:blipFill>
@@ -1326,12 +1326,12 @@
             <wp:extent cx="1200150" cy="1200150"/>
             <wp:effectExtent b="0" l="0" r="0" t="0"/>
             <wp:wrapSquare wrapText="bothSides" distB="0" distT="0" distL="114300" distR="114300"/>
-            <wp:docPr id="13" name="image2.png"/>
+            <wp:docPr id="13" name="image4.png"/>
             <a:graphic>
               <a:graphicData uri="http://schemas.openxmlformats.org/drawingml/2006/picture">
                 <pic:pic>
                   <pic:nvPicPr>
-                    <pic:cNvPr id="0" name="image2.png"/>
+                    <pic:cNvPr id="0" name="image4.png"/>
                     <pic:cNvPicPr preferRelativeResize="0"/>
                   </pic:nvPicPr>
                   <pic:blipFill>
@@ -1429,7 +1429,7 @@
     </w:p>
     <w:sdt>
       <w:sdtPr>
-        <w:id w:val="348466240"/>
+        <w:id w:val="-1932994603"/>
         <w:docPartObj>
           <w:docPartGallery w:val="Table of Contents"/>
           <w:docPartUnique w:val="1"/>
@@ -4562,12 +4562,12 @@
           <wp:inline distB="114300" distT="114300" distL="114300" distR="114300">
             <wp:extent cx="4201478" cy="2493184"/>
             <wp:effectExtent b="0" l="0" r="0" t="0"/>
-            <wp:docPr id="14" name="image6.png"/>
+            <wp:docPr id="14" name="image5.png"/>
             <a:graphic>
               <a:graphicData uri="http://schemas.openxmlformats.org/drawingml/2006/picture">
                 <pic:pic>
                   <pic:nvPicPr>
-                    <pic:cNvPr id="0" name="image6.png"/>
+                    <pic:cNvPr id="0" name="image5.png"/>
                     <pic:cNvPicPr preferRelativeResize="0"/>
                   </pic:nvPicPr>
                   <pic:blipFill>
@@ -9929,12 +9929,12 @@
           <wp:extent cx="669290" cy="669290"/>
           <wp:effectExtent b="0" l="0" r="0" t="0"/>
           <wp:wrapSquare wrapText="bothSides" distB="0" distT="0" distL="114300" distR="114300"/>
-          <wp:docPr descr="psi-negro.png" id="17" name="image3.png"/>
+          <wp:docPr descr="psi-negro.png" id="17" name="image2.png"/>
           <a:graphic>
             <a:graphicData uri="http://schemas.openxmlformats.org/drawingml/2006/picture">
               <pic:pic>
                 <pic:nvPicPr>
-                  <pic:cNvPr descr="psi-negro.png" id="0" name="image3.png"/>
+                  <pic:cNvPr descr="psi-negro.png" id="0" name="image2.png"/>
                   <pic:cNvPicPr preferRelativeResize="0"/>
                 </pic:nvPicPr>
                 <pic:blipFill>

--- a/Etapa Inicio/Plan de Proyecto - Kairos - NexTech.docx
+++ b/Etapa Inicio/Plan de Proyecto - Kairos - NexTech.docx
@@ -1038,12 +1038,12 @@
             <wp:extent cx="1304925" cy="2019300"/>
             <wp:effectExtent b="0" l="0" r="0" t="0"/>
             <wp:wrapSquare wrapText="bothSides" distB="0" distT="0" distL="114300" distR="114300"/>
-            <wp:docPr descr="UNPA.JPG" id="16" name="image6.jpg"/>
+            <wp:docPr descr="UNPA.JPG" id="16" name="image1.jpg"/>
             <a:graphic>
               <a:graphicData uri="http://schemas.openxmlformats.org/drawingml/2006/picture">
                 <pic:pic>
                   <pic:nvPicPr>
-                    <pic:cNvPr descr="UNPA.JPG" id="0" name="image6.jpg"/>
+                    <pic:cNvPr descr="UNPA.JPG" id="0" name="image1.jpg"/>
                     <pic:cNvPicPr preferRelativeResize="0"/>
                   </pic:nvPicPr>
                   <pic:blipFill>
@@ -1326,12 +1326,12 @@
             <wp:extent cx="1200150" cy="1200150"/>
             <wp:effectExtent b="0" l="0" r="0" t="0"/>
             <wp:wrapSquare wrapText="bothSides" distB="0" distT="0" distL="114300" distR="114300"/>
-            <wp:docPr id="13" name="image4.png"/>
+            <wp:docPr id="13" name="image5.png"/>
             <a:graphic>
               <a:graphicData uri="http://schemas.openxmlformats.org/drawingml/2006/picture">
                 <pic:pic>
                   <pic:nvPicPr>
-                    <pic:cNvPr id="0" name="image4.png"/>
+                    <pic:cNvPr id="0" name="image5.png"/>
                     <pic:cNvPicPr preferRelativeResize="0"/>
                   </pic:nvPicPr>
                   <pic:blipFill>
@@ -1429,7 +1429,7 @@
     </w:p>
     <w:sdt>
       <w:sdtPr>
-        <w:id w:val="-1932994603"/>
+        <w:id w:val="1897390353"/>
         <w:docPartObj>
           <w:docPartGallery w:val="Table of Contents"/>
           <w:docPartUnique w:val="1"/>
@@ -4562,12 +4562,12 @@
           <wp:inline distB="114300" distT="114300" distL="114300" distR="114300">
             <wp:extent cx="4201478" cy="2493184"/>
             <wp:effectExtent b="0" l="0" r="0" t="0"/>
-            <wp:docPr id="14" name="image5.png"/>
+            <wp:docPr id="14" name="image6.png"/>
             <a:graphic>
               <a:graphicData uri="http://schemas.openxmlformats.org/drawingml/2006/picture">
                 <pic:pic>
                   <pic:nvPicPr>
-                    <pic:cNvPr id="0" name="image5.png"/>
+                    <pic:cNvPr id="0" name="image6.png"/>
                     <pic:cNvPicPr preferRelativeResize="0"/>
                   </pic:nvPicPr>
                   <pic:blipFill>
@@ -9929,12 +9929,12 @@
           <wp:extent cx="669290" cy="669290"/>
           <wp:effectExtent b="0" l="0" r="0" t="0"/>
           <wp:wrapSquare wrapText="bothSides" distB="0" distT="0" distL="114300" distR="114300"/>
-          <wp:docPr descr="psi-negro.png" id="17" name="image2.png"/>
+          <wp:docPr descr="psi-negro.png" id="17" name="image4.png"/>
           <a:graphic>
             <a:graphicData uri="http://schemas.openxmlformats.org/drawingml/2006/picture">
               <pic:pic>
                 <pic:nvPicPr>
-                  <pic:cNvPr descr="psi-negro.png" id="0" name="image2.png"/>
+                  <pic:cNvPr descr="psi-negro.png" id="0" name="image4.png"/>
                   <pic:cNvPicPr preferRelativeResize="0"/>
                 </pic:nvPicPr>
                 <pic:blipFill>
@@ -9974,12 +9974,12 @@
           <wp:extent cx="425450" cy="666750"/>
           <wp:effectExtent b="0" l="0" r="0" t="0"/>
           <wp:wrapSquare wrapText="bothSides" distB="0" distT="0" distL="114300" distR="114300"/>
-          <wp:docPr descr="UNPA.JPG" id="12" name="image1.jpg"/>
+          <wp:docPr descr="UNPA.JPG" id="12" name="image2.jpg"/>
           <a:graphic>
             <a:graphicData uri="http://schemas.openxmlformats.org/drawingml/2006/picture">
               <pic:pic>
                 <pic:nvPicPr>
-                  <pic:cNvPr descr="UNPA.JPG" id="0" name="image1.jpg"/>
+                  <pic:cNvPr descr="UNPA.JPG" id="0" name="image2.jpg"/>
                   <pic:cNvPicPr preferRelativeResize="0"/>
                 </pic:nvPicPr>
                 <pic:blipFill>

--- a/Etapa Inicio/Plan de Proyecto - Kairos - NexTech.docx
+++ b/Etapa Inicio/Plan de Proyecto - Kairos - NexTech.docx
@@ -983,12 +983,12 @@
             <wp:extent cx="1200150" cy="1200150"/>
             <wp:effectExtent b="0" l="0" r="0" t="0"/>
             <wp:wrapSquare wrapText="bothSides" distB="0" distT="0" distL="114300" distR="114300"/>
-            <wp:docPr descr="psi-negro.png" id="15" name="image3.png"/>
+            <wp:docPr descr="psi-negro.png" id="15" name="image5.png"/>
             <a:graphic>
               <a:graphicData uri="http://schemas.openxmlformats.org/drawingml/2006/picture">
                 <pic:pic>
                   <pic:nvPicPr>
-                    <pic:cNvPr descr="psi-negro.png" id="0" name="image3.png"/>
+                    <pic:cNvPr descr="psi-negro.png" id="0" name="image5.png"/>
                     <pic:cNvPicPr preferRelativeResize="0"/>
                   </pic:nvPicPr>
                   <pic:blipFill>
@@ -1326,12 +1326,12 @@
             <wp:extent cx="1200150" cy="1200150"/>
             <wp:effectExtent b="0" l="0" r="0" t="0"/>
             <wp:wrapSquare wrapText="bothSides" distB="0" distT="0" distL="114300" distR="114300"/>
-            <wp:docPr id="13" name="image5.png"/>
+            <wp:docPr id="13" name="image4.png"/>
             <a:graphic>
               <a:graphicData uri="http://schemas.openxmlformats.org/drawingml/2006/picture">
                 <pic:pic>
                   <pic:nvPicPr>
-                    <pic:cNvPr id="0" name="image5.png"/>
+                    <pic:cNvPr id="0" name="image4.png"/>
                     <pic:cNvPicPr preferRelativeResize="0"/>
                   </pic:nvPicPr>
                   <pic:blipFill>
@@ -1429,7 +1429,7 @@
     </w:p>
     <w:sdt>
       <w:sdtPr>
-        <w:id w:val="1897390353"/>
+        <w:id w:val="751000607"/>
         <w:docPartObj>
           <w:docPartGallery w:val="Table of Contents"/>
           <w:docPartUnique w:val="1"/>
@@ -9929,12 +9929,12 @@
           <wp:extent cx="669290" cy="669290"/>
           <wp:effectExtent b="0" l="0" r="0" t="0"/>
           <wp:wrapSquare wrapText="bothSides" distB="0" distT="0" distL="114300" distR="114300"/>
-          <wp:docPr descr="psi-negro.png" id="17" name="image4.png"/>
+          <wp:docPr descr="psi-negro.png" id="17" name="image3.png"/>
           <a:graphic>
             <a:graphicData uri="http://schemas.openxmlformats.org/drawingml/2006/picture">
               <pic:pic>
                 <pic:nvPicPr>
-                  <pic:cNvPr descr="psi-negro.png" id="0" name="image4.png"/>
+                  <pic:cNvPr descr="psi-negro.png" id="0" name="image3.png"/>
                   <pic:cNvPicPr preferRelativeResize="0"/>
                 </pic:nvPicPr>
                 <pic:blipFill>

--- a/Etapa Inicio/Plan de Proyecto - Kairos - NexTech.docx
+++ b/Etapa Inicio/Plan de Proyecto - Kairos - NexTech.docx
@@ -983,12 +983,12 @@
             <wp:extent cx="1200150" cy="1200150"/>
             <wp:effectExtent b="0" l="0" r="0" t="0"/>
             <wp:wrapSquare wrapText="bothSides" distB="0" distT="0" distL="114300" distR="114300"/>
-            <wp:docPr descr="psi-negro.png" id="15" name="image5.png"/>
+            <wp:docPr descr="psi-negro.png" id="15" name="image3.png"/>
             <a:graphic>
               <a:graphicData uri="http://schemas.openxmlformats.org/drawingml/2006/picture">
                 <pic:pic>
                   <pic:nvPicPr>
-                    <pic:cNvPr descr="psi-negro.png" id="0" name="image5.png"/>
+                    <pic:cNvPr descr="psi-negro.png" id="0" name="image3.png"/>
                     <pic:cNvPicPr preferRelativeResize="0"/>
                   </pic:nvPicPr>
                   <pic:blipFill>
@@ -1038,12 +1038,12 @@
             <wp:extent cx="1304925" cy="2019300"/>
             <wp:effectExtent b="0" l="0" r="0" t="0"/>
             <wp:wrapSquare wrapText="bothSides" distB="0" distT="0" distL="114300" distR="114300"/>
-            <wp:docPr descr="UNPA.JPG" id="16" name="image1.jpg"/>
+            <wp:docPr descr="UNPA.JPG" id="16" name="image4.jpg"/>
             <a:graphic>
               <a:graphicData uri="http://schemas.openxmlformats.org/drawingml/2006/picture">
                 <pic:pic>
                   <pic:nvPicPr>
-                    <pic:cNvPr descr="UNPA.JPG" id="0" name="image1.jpg"/>
+                    <pic:cNvPr descr="UNPA.JPG" id="0" name="image4.jpg"/>
                     <pic:cNvPicPr preferRelativeResize="0"/>
                   </pic:nvPicPr>
                   <pic:blipFill>
@@ -1326,12 +1326,12 @@
             <wp:extent cx="1200150" cy="1200150"/>
             <wp:effectExtent b="0" l="0" r="0" t="0"/>
             <wp:wrapSquare wrapText="bothSides" distB="0" distT="0" distL="114300" distR="114300"/>
-            <wp:docPr id="13" name="image4.png"/>
+            <wp:docPr id="13" name="image2.png"/>
             <a:graphic>
               <a:graphicData uri="http://schemas.openxmlformats.org/drawingml/2006/picture">
                 <pic:pic>
                   <pic:nvPicPr>
-                    <pic:cNvPr id="0" name="image4.png"/>
+                    <pic:cNvPr id="0" name="image2.png"/>
                     <pic:cNvPicPr preferRelativeResize="0"/>
                   </pic:nvPicPr>
                   <pic:blipFill>
@@ -1429,7 +1429,7 @@
     </w:p>
     <w:sdt>
       <w:sdtPr>
-        <w:id w:val="751000607"/>
+        <w:id w:val="2029676047"/>
         <w:docPartObj>
           <w:docPartGallery w:val="Table of Contents"/>
           <w:docPartUnique w:val="1"/>
@@ -9929,12 +9929,12 @@
           <wp:extent cx="669290" cy="669290"/>
           <wp:effectExtent b="0" l="0" r="0" t="0"/>
           <wp:wrapSquare wrapText="bothSides" distB="0" distT="0" distL="114300" distR="114300"/>
-          <wp:docPr descr="psi-negro.png" id="17" name="image3.png"/>
+          <wp:docPr descr="psi-negro.png" id="17" name="image5.png"/>
           <a:graphic>
             <a:graphicData uri="http://schemas.openxmlformats.org/drawingml/2006/picture">
               <pic:pic>
                 <pic:nvPicPr>
-                  <pic:cNvPr descr="psi-negro.png" id="0" name="image3.png"/>
+                  <pic:cNvPr descr="psi-negro.png" id="0" name="image5.png"/>
                   <pic:cNvPicPr preferRelativeResize="0"/>
                 </pic:nvPicPr>
                 <pic:blipFill>
@@ -9974,12 +9974,12 @@
           <wp:extent cx="425450" cy="666750"/>
           <wp:effectExtent b="0" l="0" r="0" t="0"/>
           <wp:wrapSquare wrapText="bothSides" distB="0" distT="0" distL="114300" distR="114300"/>
-          <wp:docPr descr="UNPA.JPG" id="12" name="image2.jpg"/>
+          <wp:docPr descr="UNPA.JPG" id="12" name="image1.jpg"/>
           <a:graphic>
             <a:graphicData uri="http://schemas.openxmlformats.org/drawingml/2006/picture">
               <pic:pic>
                 <pic:nvPicPr>
-                  <pic:cNvPr descr="UNPA.JPG" id="0" name="image2.jpg"/>
+                  <pic:cNvPr descr="UNPA.JPG" id="0" name="image1.jpg"/>
                   <pic:cNvPicPr preferRelativeResize="0"/>
                 </pic:nvPicPr>
                 <pic:blipFill>

--- a/Etapa Inicio/Plan de Proyecto - Kairos - NexTech.docx
+++ b/Etapa Inicio/Plan de Proyecto - Kairos - NexTech.docx
@@ -983,12 +983,12 @@
             <wp:extent cx="1200150" cy="1200150"/>
             <wp:effectExtent b="0" l="0" r="0" t="0"/>
             <wp:wrapSquare wrapText="bothSides" distB="0" distT="0" distL="114300" distR="114300"/>
-            <wp:docPr descr="psi-negro.png" id="15" name="image3.png"/>
+            <wp:docPr descr="psi-negro.png" id="15" name="image1.png"/>
             <a:graphic>
               <a:graphicData uri="http://schemas.openxmlformats.org/drawingml/2006/picture">
                 <pic:pic>
                   <pic:nvPicPr>
-                    <pic:cNvPr descr="psi-negro.png" id="0" name="image3.png"/>
+                    <pic:cNvPr descr="psi-negro.png" id="0" name="image1.png"/>
                     <pic:cNvPicPr preferRelativeResize="0"/>
                   </pic:nvPicPr>
                   <pic:blipFill>
@@ -1038,12 +1038,12 @@
             <wp:extent cx="1304925" cy="2019300"/>
             <wp:effectExtent b="0" l="0" r="0" t="0"/>
             <wp:wrapSquare wrapText="bothSides" distB="0" distT="0" distL="114300" distR="114300"/>
-            <wp:docPr descr="UNPA.JPG" id="16" name="image4.jpg"/>
+            <wp:docPr descr="UNPA.JPG" id="16" name="image2.jpg"/>
             <a:graphic>
               <a:graphicData uri="http://schemas.openxmlformats.org/drawingml/2006/picture">
                 <pic:pic>
                   <pic:nvPicPr>
-                    <pic:cNvPr descr="UNPA.JPG" id="0" name="image4.jpg"/>
+                    <pic:cNvPr descr="UNPA.JPG" id="0" name="image2.jpg"/>
                     <pic:cNvPicPr preferRelativeResize="0"/>
                   </pic:nvPicPr>
                   <pic:blipFill>
@@ -1326,12 +1326,12 @@
             <wp:extent cx="1200150" cy="1200150"/>
             <wp:effectExtent b="0" l="0" r="0" t="0"/>
             <wp:wrapSquare wrapText="bothSides" distB="0" distT="0" distL="114300" distR="114300"/>
-            <wp:docPr id="13" name="image2.png"/>
+            <wp:docPr id="13" name="image3.png"/>
             <a:graphic>
               <a:graphicData uri="http://schemas.openxmlformats.org/drawingml/2006/picture">
                 <pic:pic>
                   <pic:nvPicPr>
-                    <pic:cNvPr id="0" name="image2.png"/>
+                    <pic:cNvPr id="0" name="image3.png"/>
                     <pic:cNvPicPr preferRelativeResize="0"/>
                   </pic:nvPicPr>
                   <pic:blipFill>
@@ -1429,7 +1429,7 @@
     </w:p>
     <w:sdt>
       <w:sdtPr>
-        <w:id w:val="2029676047"/>
+        <w:id w:val="438853168"/>
         <w:docPartObj>
           <w:docPartGallery w:val="Table of Contents"/>
           <w:docPartUnique w:val="1"/>
@@ -9929,12 +9929,12 @@
           <wp:extent cx="669290" cy="669290"/>
           <wp:effectExtent b="0" l="0" r="0" t="0"/>
           <wp:wrapSquare wrapText="bothSides" distB="0" distT="0" distL="114300" distR="114300"/>
-          <wp:docPr descr="psi-negro.png" id="17" name="image5.png"/>
+          <wp:docPr descr="psi-negro.png" id="17" name="image4.png"/>
           <a:graphic>
             <a:graphicData uri="http://schemas.openxmlformats.org/drawingml/2006/picture">
               <pic:pic>
                 <pic:nvPicPr>
-                  <pic:cNvPr descr="psi-negro.png" id="0" name="image5.png"/>
+                  <pic:cNvPr descr="psi-negro.png" id="0" name="image4.png"/>
                   <pic:cNvPicPr preferRelativeResize="0"/>
                 </pic:nvPicPr>
                 <pic:blipFill>
@@ -9974,12 +9974,12 @@
           <wp:extent cx="425450" cy="666750"/>
           <wp:effectExtent b="0" l="0" r="0" t="0"/>
           <wp:wrapSquare wrapText="bothSides" distB="0" distT="0" distL="114300" distR="114300"/>
-          <wp:docPr descr="UNPA.JPG" id="12" name="image1.jpg"/>
+          <wp:docPr descr="UNPA.JPG" id="12" name="image5.jpg"/>
           <a:graphic>
             <a:graphicData uri="http://schemas.openxmlformats.org/drawingml/2006/picture">
               <pic:pic>
                 <pic:nvPicPr>
-                  <pic:cNvPr descr="UNPA.JPG" id="0" name="image1.jpg"/>
+                  <pic:cNvPr descr="UNPA.JPG" id="0" name="image5.jpg"/>
                   <pic:cNvPicPr preferRelativeResize="0"/>
                 </pic:nvPicPr>
                 <pic:blipFill>

--- a/Etapa Inicio/Plan de Proyecto - Kairos - NexTech.docx
+++ b/Etapa Inicio/Plan de Proyecto - Kairos - NexTech.docx
@@ -22,7 +22,9 @@
         <w:rPr>
           <w:rFonts w:ascii="Cambria" w:cs="Cambria" w:eastAsia="Cambria" w:hAnsi="Cambria"/>
           <w:b w:val="0"/>
+          <w:bCs w:val="0"/>
           <w:i w:val="0"/>
+          <w:iCs w:val="0"/>
           <w:smallCaps w:val="0"/>
           <w:strike w:val="0"/>
           <w:color w:val="000000"/>
@@ -59,7 +61,9 @@
         <w:rPr>
           <w:rFonts w:ascii="Cambria" w:cs="Cambria" w:eastAsia="Cambria" w:hAnsi="Cambria"/>
           <w:b w:val="0"/>
+          <w:bCs w:val="0"/>
           <w:i w:val="0"/>
+          <w:iCs w:val="0"/>
           <w:smallCaps w:val="0"/>
           <w:strike w:val="0"/>
           <w:color w:val="000000"/>
@@ -96,7 +100,9 @@
         <w:rPr>
           <w:rFonts w:ascii="Cambria" w:cs="Cambria" w:eastAsia="Cambria" w:hAnsi="Cambria"/>
           <w:b w:val="0"/>
+          <w:bCs w:val="0"/>
           <w:i w:val="0"/>
+          <w:iCs w:val="0"/>
           <w:smallCaps w:val="0"/>
           <w:strike w:val="0"/>
           <w:color w:val="000000"/>
@@ -111,7 +117,9 @@
         <w:rPr>
           <w:rFonts w:ascii="Calibri" w:cs="Calibri" w:eastAsia="Calibri" w:hAnsi="Calibri"/>
           <w:b w:val="0"/>
+          <w:bCs w:val="0"/>
           <w:i w:val="0"/>
+          <w:iCs w:val="0"/>
           <w:smallCaps w:val="0"/>
           <w:strike w:val="0"/>
           <w:color w:val="000000"/>
@@ -231,7 +239,9 @@
         <w:rPr>
           <w:rFonts w:ascii="Calibri" w:cs="Calibri" w:eastAsia="Calibri" w:hAnsi="Calibri"/>
           <w:b w:val="0"/>
+          <w:bCs w:val="0"/>
           <w:i w:val="0"/>
+          <w:iCs w:val="0"/>
           <w:smallCaps w:val="0"/>
           <w:strike w:val="0"/>
           <w:color w:val="000000"/>
@@ -351,7 +361,9 @@
         <w:rPr>
           <w:rFonts w:ascii="Calibri" w:cs="Calibri" w:eastAsia="Calibri" w:hAnsi="Calibri"/>
           <w:b w:val="0"/>
+          <w:bCs w:val="0"/>
           <w:i w:val="0"/>
+          <w:iCs w:val="0"/>
           <w:smallCaps w:val="0"/>
           <w:strike w:val="0"/>
           <w:color w:val="000000"/>
@@ -471,7 +483,9 @@
         <w:rPr>
           <w:rFonts w:ascii="Calibri" w:cs="Calibri" w:eastAsia="Calibri" w:hAnsi="Calibri"/>
           <w:b w:val="0"/>
+          <w:bCs w:val="0"/>
           <w:i w:val="0"/>
+          <w:iCs w:val="0"/>
           <w:smallCaps w:val="0"/>
           <w:strike w:val="0"/>
           <w:color w:val="000000"/>
@@ -613,7 +627,9 @@
         <w:rPr>
           <w:rFonts w:ascii="Cambria" w:cs="Cambria" w:eastAsia="Cambria" w:hAnsi="Cambria"/>
           <w:b w:val="0"/>
+          <w:bCs w:val="0"/>
           <w:i w:val="0"/>
+          <w:iCs w:val="0"/>
           <w:smallCaps w:val="0"/>
           <w:strike w:val="0"/>
           <w:color w:val="000000"/>
@@ -628,7 +644,9 @@
         <w:rPr>
           <w:rFonts w:ascii="Cambria" w:cs="Cambria" w:eastAsia="Cambria" w:hAnsi="Cambria"/>
           <w:b w:val="0"/>
+          <w:bCs w:val="0"/>
           <w:i w:val="0"/>
+          <w:iCs w:val="0"/>
           <w:smallCaps w:val="0"/>
           <w:strike w:val="0"/>
           <w:color w:val="000000"/>
@@ -662,7 +680,9 @@
         <w:rPr>
           <w:rFonts w:ascii="Cambria" w:cs="Cambria" w:eastAsia="Cambria" w:hAnsi="Cambria"/>
           <w:b w:val="0"/>
+          <w:bCs w:val="0"/>
           <w:i w:val="0"/>
+          <w:iCs w:val="0"/>
           <w:smallCaps w:val="0"/>
           <w:strike w:val="0"/>
           <w:color w:val="000000"/>
@@ -708,7 +728,9 @@
         <w:rPr>
           <w:rFonts w:ascii="Calibri" w:cs="Calibri" w:eastAsia="Calibri" w:hAnsi="Calibri"/>
           <w:b w:val="0"/>
+          <w:bCs w:val="0"/>
           <w:i w:val="0"/>
+          <w:iCs w:val="0"/>
           <w:smallCaps w:val="0"/>
           <w:strike w:val="0"/>
           <w:color w:val="000000"/>
@@ -745,7 +767,9 @@
         <w:rPr>
           <w:rFonts w:ascii="Calibri" w:cs="Calibri" w:eastAsia="Calibri" w:hAnsi="Calibri"/>
           <w:b w:val="0"/>
+          <w:bCs w:val="0"/>
           <w:i w:val="0"/>
+          <w:iCs w:val="0"/>
           <w:smallCaps w:val="0"/>
           <w:strike w:val="0"/>
           <w:color w:val="000000"/>
@@ -782,7 +806,9 @@
         <w:rPr>
           <w:rFonts w:ascii="Calibri" w:cs="Calibri" w:eastAsia="Calibri" w:hAnsi="Calibri"/>
           <w:b w:val="0"/>
+          <w:bCs w:val="0"/>
           <w:i w:val="0"/>
+          <w:iCs w:val="0"/>
           <w:smallCaps w:val="0"/>
           <w:strike w:val="0"/>
           <w:color w:val="000000"/>
@@ -819,7 +845,9 @@
         <w:rPr>
           <w:rFonts w:ascii="Calibri" w:cs="Calibri" w:eastAsia="Calibri" w:hAnsi="Calibri"/>
           <w:b w:val="0"/>
+          <w:bCs w:val="0"/>
           <w:i w:val="0"/>
+          <w:iCs w:val="0"/>
           <w:smallCaps w:val="0"/>
           <w:strike w:val="0"/>
           <w:color w:val="000000"/>
@@ -856,7 +884,9 @@
         <w:rPr>
           <w:rFonts w:ascii="Calibri" w:cs="Calibri" w:eastAsia="Calibri" w:hAnsi="Calibri"/>
           <w:b w:val="0"/>
+          <w:bCs w:val="0"/>
           <w:i w:val="0"/>
+          <w:iCs w:val="0"/>
           <w:smallCaps w:val="0"/>
           <w:strike w:val="0"/>
           <w:color w:val="000000"/>
@@ -899,7 +929,9 @@
         <w:rPr>
           <w:rFonts w:ascii="Calibri" w:cs="Calibri" w:eastAsia="Calibri" w:hAnsi="Calibri"/>
           <w:b w:val="0"/>
+          <w:bCs w:val="0"/>
           <w:i w:val="0"/>
+          <w:iCs w:val="0"/>
           <w:smallCaps w:val="0"/>
           <w:strike w:val="0"/>
           <w:color w:val="000000"/>
@@ -955,7 +987,9 @@
         <w:rPr>
           <w:rFonts w:ascii="Calibri" w:cs="Calibri" w:eastAsia="Calibri" w:hAnsi="Calibri"/>
           <w:b w:val="0"/>
+          <w:bCs w:val="0"/>
           <w:i w:val="1"/>
+          <w:iCs w:val="1"/>
           <w:smallCaps w:val="0"/>
           <w:strike w:val="0"/>
           <w:color w:val="548dd4"/>
@@ -969,6 +1003,7 @@
       <w:r>
         <w:rPr>
           <w:i w:val="1"/>
+          <w:iCs w:val="1"/>
           <w:color w:val="548dd4"/>
         </w:rPr>
         <w:drawing>
@@ -1016,7 +1051,9 @@
         <w:rPr>
           <w:rFonts w:ascii="Calibri" w:cs="Calibri" w:eastAsia="Calibri" w:hAnsi="Calibri"/>
           <w:b w:val="0"/>
+          <w:bCs w:val="0"/>
           <w:i w:val="1"/>
+          <w:iCs w:val="1"/>
           <w:smallCaps w:val="0"/>
           <w:strike w:val="0"/>
           <w:color w:val="548dd4"/>
@@ -1038,12 +1075,12 @@
             <wp:extent cx="1304925" cy="2019300"/>
             <wp:effectExtent b="0" l="0" r="0" t="0"/>
             <wp:wrapSquare wrapText="bothSides" distB="0" distT="0" distL="114300" distR="114300"/>
-            <wp:docPr descr="UNPA.JPG" id="16" name="image2.jpg"/>
+            <wp:docPr descr="UNPA.JPG" id="16" name="image3.jpg"/>
             <a:graphic>
               <a:graphicData uri="http://schemas.openxmlformats.org/drawingml/2006/picture">
                 <pic:pic>
                   <pic:nvPicPr>
-                    <pic:cNvPr descr="UNPA.JPG" id="0" name="image2.jpg"/>
+                    <pic:cNvPr descr="UNPA.JPG" id="0" name="image3.jpg"/>
                     <pic:cNvPicPr preferRelativeResize="0"/>
                   </pic:nvPicPr>
                   <pic:blipFill>
@@ -1099,7 +1136,9 @@
         <w:rPr>
           <w:rFonts w:ascii="Calibri" w:cs="Calibri" w:eastAsia="Calibri" w:hAnsi="Calibri"/>
           <w:b w:val="0"/>
+          <w:bCs w:val="0"/>
           <w:i w:val="1"/>
+          <w:iCs w:val="1"/>
           <w:smallCaps w:val="0"/>
           <w:strike w:val="0"/>
           <w:color w:val="548dd4"/>
@@ -1113,6 +1152,7 @@
       <w:r>
         <w:rPr>
           <w:i w:val="1"/>
+          <w:iCs w:val="1"/>
           <w:color w:val="548dd4"/>
         </w:rPr>
         <mc:AlternateContent>
@@ -1280,7 +1320,9 @@
         <w:rPr>
           <w:rFonts w:ascii="Calibri" w:cs="Calibri" w:eastAsia="Calibri" w:hAnsi="Calibri"/>
           <w:b w:val="0"/>
+          <w:bCs w:val="0"/>
           <w:i w:val="1"/>
+          <w:iCs w:val="1"/>
           <w:smallCaps w:val="0"/>
           <w:strike w:val="0"/>
           <w:color w:val="548dd4"/>
@@ -1326,12 +1368,12 @@
             <wp:extent cx="1200150" cy="1200150"/>
             <wp:effectExtent b="0" l="0" r="0" t="0"/>
             <wp:wrapSquare wrapText="bothSides" distB="0" distT="0" distL="114300" distR="114300"/>
-            <wp:docPr id="13" name="image3.png"/>
+            <wp:docPr id="13" name="image5.png"/>
             <a:graphic>
               <a:graphicData uri="http://schemas.openxmlformats.org/drawingml/2006/picture">
                 <pic:pic>
                   <pic:nvPicPr>
-                    <pic:cNvPr id="0" name="image3.png"/>
+                    <pic:cNvPr id="0" name="image5.png"/>
                     <pic:cNvPicPr preferRelativeResize="0"/>
                   </pic:nvPicPr>
                   <pic:blipFill>
@@ -1398,7 +1440,9 @@
         <w:rPr>
           <w:rFonts w:ascii="Cambria" w:cs="Cambria" w:eastAsia="Cambria" w:hAnsi="Cambria"/>
           <w:b w:val="1"/>
+          <w:bCs w:val="1"/>
           <w:i w:val="0"/>
+          <w:iCs w:val="0"/>
           <w:smallCaps w:val="0"/>
           <w:strike w:val="0"/>
           <w:color w:val="366091"/>
@@ -1413,7 +1457,9 @@
         <w:rPr>
           <w:rFonts w:ascii="Cambria" w:cs="Cambria" w:eastAsia="Cambria" w:hAnsi="Cambria"/>
           <w:b w:val="1"/>
+          <w:bCs w:val="1"/>
           <w:i w:val="0"/>
+          <w:iCs w:val="0"/>
           <w:smallCaps w:val="0"/>
           <w:strike w:val="0"/>
           <w:color w:val="366091"/>
@@ -1429,7 +1475,7 @@
     </w:p>
     <w:sdt>
       <w:sdtPr>
-        <w:id w:val="438853168"/>
+        <w:id w:val="-1169140016"/>
         <w:docPartObj>
           <w:docPartGallery w:val="Table of Contents"/>
           <w:docPartUnique w:val="1"/>
@@ -1446,6 +1492,7 @@
             <w:ind w:left="0"/>
             <w:rPr>
               <w:b w:val="1"/>
+              <w:bCs w:val="1"/>
               <w:color w:val="000000"/>
               <w:u w:val="none"/>
             </w:rPr>
@@ -1460,7 +1507,9 @@
               <w:rPr>
                 <w:rFonts w:ascii="Calibri" w:cs="Calibri" w:eastAsia="Calibri" w:hAnsi="Calibri"/>
                 <w:b w:val="1"/>
+                <w:bCs w:val="1"/>
                 <w:i w:val="0"/>
+                <w:iCs w:val="0"/>
                 <w:smallCaps w:val="0"/>
                 <w:strike w:val="0"/>
                 <w:color w:val="366091"/>
@@ -1500,7 +1549,9 @@
               <w:rPr>
                 <w:rFonts w:ascii="Calibri" w:cs="Calibri" w:eastAsia="Calibri" w:hAnsi="Calibri"/>
                 <w:b w:val="0"/>
+                <w:bCs w:val="0"/>
                 <w:i w:val="1"/>
+                <w:iCs w:val="1"/>
                 <w:smallCaps w:val="0"/>
                 <w:strike w:val="0"/>
                 <w:color w:val="548dd4"/>
@@ -1540,7 +1591,9 @@
               <w:rPr>
                 <w:rFonts w:ascii="Calibri" w:cs="Calibri" w:eastAsia="Calibri" w:hAnsi="Calibri"/>
                 <w:b w:val="0"/>
+                <w:bCs w:val="0"/>
                 <w:i w:val="1"/>
+                <w:iCs w:val="1"/>
                 <w:smallCaps w:val="0"/>
                 <w:strike w:val="0"/>
                 <w:color w:val="548dd4"/>
@@ -1580,7 +1633,9 @@
               <w:rPr>
                 <w:rFonts w:ascii="Calibri" w:cs="Calibri" w:eastAsia="Calibri" w:hAnsi="Calibri"/>
                 <w:b w:val="0"/>
+                <w:bCs w:val="0"/>
                 <w:i w:val="1"/>
+                <w:iCs w:val="1"/>
                 <w:smallCaps w:val="0"/>
                 <w:strike w:val="0"/>
                 <w:color w:val="548dd4"/>
@@ -1612,6 +1667,7 @@
             <w:ind w:left="0"/>
             <w:rPr>
               <w:b w:val="1"/>
+              <w:bCs w:val="1"/>
               <w:color w:val="000000"/>
               <w:u w:val="none"/>
             </w:rPr>
@@ -1621,7 +1677,9 @@
               <w:rPr>
                 <w:rFonts w:ascii="Calibri" w:cs="Calibri" w:eastAsia="Calibri" w:hAnsi="Calibri"/>
                 <w:b w:val="1"/>
+                <w:bCs w:val="1"/>
                 <w:i w:val="0"/>
+                <w:iCs w:val="0"/>
                 <w:smallCaps w:val="0"/>
                 <w:strike w:val="0"/>
                 <w:color w:val="366091"/>
@@ -1661,7 +1719,9 @@
               <w:rPr>
                 <w:rFonts w:ascii="Calibri" w:cs="Calibri" w:eastAsia="Calibri" w:hAnsi="Calibri"/>
                 <w:b w:val="0"/>
+                <w:bCs w:val="0"/>
                 <w:i w:val="1"/>
+                <w:iCs w:val="1"/>
                 <w:smallCaps w:val="0"/>
                 <w:strike w:val="0"/>
                 <w:color w:val="548dd4"/>
@@ -1701,7 +1761,9 @@
               <w:rPr>
                 <w:rFonts w:ascii="Calibri" w:cs="Calibri" w:eastAsia="Calibri" w:hAnsi="Calibri"/>
                 <w:b w:val="0"/>
+                <w:bCs w:val="0"/>
                 <w:i w:val="1"/>
+                <w:iCs w:val="1"/>
                 <w:smallCaps w:val="0"/>
                 <w:strike w:val="0"/>
                 <w:color w:val="548dd4"/>
@@ -1741,7 +1803,9 @@
               <w:rPr>
                 <w:rFonts w:ascii="Calibri" w:cs="Calibri" w:eastAsia="Calibri" w:hAnsi="Calibri"/>
                 <w:b w:val="0"/>
+                <w:bCs w:val="0"/>
                 <w:i w:val="1"/>
+                <w:iCs w:val="1"/>
                 <w:smallCaps w:val="0"/>
                 <w:strike w:val="0"/>
                 <w:color w:val="548dd4"/>
@@ -1773,6 +1837,7 @@
             <w:ind w:left="0"/>
             <w:rPr>
               <w:b w:val="1"/>
+              <w:bCs w:val="1"/>
               <w:color w:val="000000"/>
               <w:u w:val="none"/>
             </w:rPr>
@@ -1782,7 +1847,9 @@
               <w:rPr>
                 <w:rFonts w:ascii="Calibri" w:cs="Calibri" w:eastAsia="Calibri" w:hAnsi="Calibri"/>
                 <w:b w:val="1"/>
+                <w:bCs w:val="1"/>
                 <w:i w:val="0"/>
+                <w:iCs w:val="0"/>
                 <w:smallCaps w:val="0"/>
                 <w:strike w:val="0"/>
                 <w:color w:val="366091"/>
@@ -1814,6 +1881,7 @@
             <w:ind w:left="0"/>
             <w:rPr>
               <w:b w:val="1"/>
+              <w:bCs w:val="1"/>
               <w:color w:val="000000"/>
               <w:u w:val="none"/>
             </w:rPr>
@@ -1823,7 +1891,9 @@
               <w:rPr>
                 <w:rFonts w:ascii="Calibri" w:cs="Calibri" w:eastAsia="Calibri" w:hAnsi="Calibri"/>
                 <w:b w:val="1"/>
+                <w:bCs w:val="1"/>
                 <w:i w:val="0"/>
+                <w:iCs w:val="0"/>
                 <w:smallCaps w:val="0"/>
                 <w:strike w:val="0"/>
                 <w:color w:val="366091"/>
@@ -1863,7 +1933,9 @@
               <w:rPr>
                 <w:rFonts w:ascii="Calibri" w:cs="Calibri" w:eastAsia="Calibri" w:hAnsi="Calibri"/>
                 <w:b w:val="0"/>
+                <w:bCs w:val="0"/>
                 <w:i w:val="1"/>
+                <w:iCs w:val="1"/>
                 <w:smallCaps w:val="0"/>
                 <w:strike w:val="0"/>
                 <w:color w:val="548dd4"/>
@@ -1903,7 +1975,9 @@
               <w:rPr>
                 <w:rFonts w:ascii="Calibri" w:cs="Calibri" w:eastAsia="Calibri" w:hAnsi="Calibri"/>
                 <w:b w:val="0"/>
+                <w:bCs w:val="0"/>
                 <w:i w:val="1"/>
+                <w:iCs w:val="1"/>
                 <w:smallCaps w:val="0"/>
                 <w:strike w:val="0"/>
                 <w:color w:val="548dd4"/>
@@ -1943,7 +2017,9 @@
               <w:rPr>
                 <w:rFonts w:ascii="Calibri" w:cs="Calibri" w:eastAsia="Calibri" w:hAnsi="Calibri"/>
                 <w:b w:val="0"/>
+                <w:bCs w:val="0"/>
                 <w:i w:val="1"/>
+                <w:iCs w:val="1"/>
                 <w:smallCaps w:val="0"/>
                 <w:strike w:val="0"/>
                 <w:color w:val="548dd4"/>
@@ -1975,6 +2051,7 @@
             <w:ind w:left="0"/>
             <w:rPr>
               <w:b w:val="1"/>
+              <w:bCs w:val="1"/>
               <w:color w:val="000000"/>
               <w:u w:val="none"/>
             </w:rPr>
@@ -1984,7 +2061,9 @@
               <w:rPr>
                 <w:rFonts w:ascii="Calibri" w:cs="Calibri" w:eastAsia="Calibri" w:hAnsi="Calibri"/>
                 <w:b w:val="1"/>
+                <w:bCs w:val="1"/>
                 <w:i w:val="0"/>
+                <w:iCs w:val="0"/>
                 <w:smallCaps w:val="0"/>
                 <w:strike w:val="0"/>
                 <w:color w:val="366091"/>
@@ -2024,7 +2103,9 @@
               <w:rPr>
                 <w:rFonts w:ascii="Calibri" w:cs="Calibri" w:eastAsia="Calibri" w:hAnsi="Calibri"/>
                 <w:b w:val="0"/>
+                <w:bCs w:val="0"/>
                 <w:i w:val="1"/>
+                <w:iCs w:val="1"/>
                 <w:smallCaps w:val="0"/>
                 <w:strike w:val="0"/>
                 <w:color w:val="548dd4"/>
@@ -2064,7 +2145,9 @@
               <w:rPr>
                 <w:rFonts w:ascii="Calibri" w:cs="Calibri" w:eastAsia="Calibri" w:hAnsi="Calibri"/>
                 <w:b w:val="0"/>
+                <w:bCs w:val="0"/>
                 <w:i w:val="1"/>
+                <w:iCs w:val="1"/>
                 <w:smallCaps w:val="0"/>
                 <w:strike w:val="0"/>
                 <w:color w:val="548dd4"/>
@@ -2104,7 +2187,9 @@
               <w:rPr>
                 <w:rFonts w:ascii="Calibri" w:cs="Calibri" w:eastAsia="Calibri" w:hAnsi="Calibri"/>
                 <w:b w:val="0"/>
+                <w:bCs w:val="0"/>
                 <w:i w:val="1"/>
+                <w:iCs w:val="1"/>
                 <w:smallCaps w:val="0"/>
                 <w:strike w:val="0"/>
                 <w:color w:val="548dd4"/>
@@ -2260,7 +2345,9 @@
         <w:rPr>
           <w:rFonts w:ascii="Calibri" w:cs="Calibri" w:eastAsia="Calibri" w:hAnsi="Calibri"/>
           <w:b w:val="0"/>
+          <w:bCs w:val="0"/>
           <w:i w:val="1"/>
+          <w:iCs w:val="1"/>
           <w:smallCaps w:val="0"/>
           <w:strike w:val="0"/>
           <w:color w:val="548dd4"/>
@@ -2618,12 +2705,14 @@
               <w:jc w:val="center"/>
               <w:rPr>
                 <w:b w:val="1"/>
+                <w:bCs w:val="1"/>
                 <w:color w:val="ffffff"/>
               </w:rPr>
             </w:pPr>
             <w:r>
               <w:rPr>
                 <w:b w:val="1"/>
+                <w:bCs w:val="1"/>
                 <w:color w:val="ffffff"/>
                 <w:rtl w:val="0"/>
               </w:rPr>
@@ -2644,12 +2733,14 @@
               <w:jc w:val="center"/>
               <w:rPr>
                 <w:b w:val="1"/>
+                <w:bCs w:val="1"/>
                 <w:color w:val="ffffff"/>
               </w:rPr>
             </w:pPr>
             <w:r>
               <w:rPr>
                 <w:b w:val="1"/>
+                <w:bCs w:val="1"/>
                 <w:color w:val="ffffff"/>
                 <w:rtl w:val="0"/>
               </w:rPr>
@@ -2670,12 +2761,14 @@
               <w:jc w:val="center"/>
               <w:rPr>
                 <w:b w:val="1"/>
+                <w:bCs w:val="1"/>
                 <w:color w:val="ffffff"/>
               </w:rPr>
             </w:pPr>
             <w:r>
               <w:rPr>
                 <w:b w:val="1"/>
+                <w:bCs w:val="1"/>
                 <w:color w:val="ffffff"/>
                 <w:rtl w:val="0"/>
               </w:rPr>
@@ -3619,6 +3712,7 @@
         <w:jc w:val="left"/>
         <w:rPr>
           <w:i w:val="1"/>
+          <w:iCs w:val="1"/>
           <w:color w:val="548dd4"/>
         </w:rPr>
       </w:pPr>
@@ -3771,7 +3865,9 @@
         <w:rPr>
           <w:rFonts w:ascii="Verdana" w:cs="Verdana" w:eastAsia="Verdana" w:hAnsi="Verdana"/>
           <w:b w:val="0"/>
+          <w:bCs w:val="0"/>
           <w:i w:val="0"/>
+          <w:iCs w:val="0"/>
           <w:smallCaps w:val="0"/>
           <w:strike w:val="0"/>
           <w:color w:val="000000"/>
@@ -3932,12 +4028,14 @@
               <w:jc w:val="center"/>
               <w:rPr>
                 <w:b w:val="1"/>
+                <w:bCs w:val="1"/>
                 <w:color w:val="ffffff"/>
               </w:rPr>
             </w:pPr>
             <w:r>
               <w:rPr>
                 <w:b w:val="1"/>
+                <w:bCs w:val="1"/>
                 <w:color w:val="ffffff"/>
                 <w:rtl w:val="0"/>
               </w:rPr>
@@ -3975,12 +4073,14 @@
               <w:jc w:val="center"/>
               <w:rPr>
                 <w:b w:val="1"/>
+                <w:bCs w:val="1"/>
                 <w:color w:val="ffffff"/>
               </w:rPr>
             </w:pPr>
             <w:r>
               <w:rPr>
                 <w:b w:val="1"/>
+                <w:bCs w:val="1"/>
                 <w:color w:val="ffffff"/>
                 <w:rtl w:val="0"/>
               </w:rPr>
@@ -4665,7 +4765,9 @@
         <w:rPr>
           <w:rFonts w:ascii="Verdana" w:cs="Verdana" w:eastAsia="Verdana" w:hAnsi="Verdana"/>
           <w:b w:val="0"/>
+          <w:bCs w:val="0"/>
           <w:i w:val="0"/>
+          <w:iCs w:val="0"/>
           <w:smallCaps w:val="0"/>
           <w:strike w:val="0"/>
           <w:color w:val="000000"/>
@@ -4727,12 +4829,14 @@
               <w:jc w:val="center"/>
               <w:rPr>
                 <w:b w:val="1"/>
+                <w:bCs w:val="1"/>
                 <w:color w:val="ffffff"/>
               </w:rPr>
             </w:pPr>
             <w:r>
               <w:rPr>
                 <w:b w:val="1"/>
+                <w:bCs w:val="1"/>
                 <w:color w:val="ffffff"/>
                 <w:rtl w:val="0"/>
               </w:rPr>
@@ -4750,12 +4854,14 @@
               <w:jc w:val="center"/>
               <w:rPr>
                 <w:b w:val="1"/>
+                <w:bCs w:val="1"/>
                 <w:color w:val="ffffff"/>
               </w:rPr>
             </w:pPr>
             <w:r>
               <w:rPr>
                 <w:b w:val="1"/>
+                <w:bCs w:val="1"/>
                 <w:color w:val="ffffff"/>
                 <w:rtl w:val="0"/>
               </w:rPr>
@@ -4773,12 +4879,14 @@
               <w:jc w:val="center"/>
               <w:rPr>
                 <w:b w:val="1"/>
+                <w:bCs w:val="1"/>
                 <w:color w:val="ffffff"/>
               </w:rPr>
             </w:pPr>
             <w:r>
               <w:rPr>
                 <w:b w:val="1"/>
+                <w:bCs w:val="1"/>
                 <w:color w:val="ffffff"/>
                 <w:rtl w:val="0"/>
               </w:rPr>
@@ -4814,6 +4922,7 @@
               <w:jc w:val="left"/>
               <w:rPr>
                 <w:i w:val="0"/>
+                <w:iCs w:val="0"/>
                 <w:smallCaps w:val="0"/>
                 <w:strike w:val="0"/>
                 <w:color w:val="000000"/>
@@ -4856,6 +4965,7 @@
               <w:jc w:val="left"/>
               <w:rPr>
                 <w:i w:val="0"/>
+                <w:iCs w:val="0"/>
                 <w:smallCaps w:val="0"/>
                 <w:strike w:val="0"/>
                 <w:color w:val="000000"/>
@@ -4898,6 +5008,7 @@
               <w:jc w:val="left"/>
               <w:rPr>
                 <w:i w:val="0"/>
+                <w:iCs w:val="0"/>
                 <w:smallCaps w:val="0"/>
                 <w:strike w:val="0"/>
                 <w:color w:val="000000"/>
@@ -5680,6 +5791,7 @@
               <w:jc w:val="center"/>
               <w:rPr>
                 <w:b w:val="1"/>
+                <w:bCs w:val="1"/>
                 <w:color w:val="ffffff"/>
               </w:rPr>
             </w:pPr>
@@ -5688,6 +5800,7 @@
             <w:r>
               <w:rPr>
                 <w:b w:val="1"/>
+                <w:bCs w:val="1"/>
                 <w:color w:val="ffffff"/>
                 <w:rtl w:val="0"/>
               </w:rPr>
@@ -5724,6 +5837,7 @@
               <w:jc w:val="center"/>
               <w:rPr>
                 <w:b w:val="1"/>
+                <w:bCs w:val="1"/>
                 <w:color w:val="ffffff"/>
               </w:rPr>
             </w:pPr>
@@ -5732,6 +5846,7 @@
             <w:r>
               <w:rPr>
                 <w:b w:val="1"/>
+                <w:bCs w:val="1"/>
                 <w:color w:val="ffffff"/>
                 <w:rtl w:val="0"/>
               </w:rPr>
@@ -5768,6 +5883,7 @@
               <w:jc w:val="center"/>
               <w:rPr>
                 <w:b w:val="1"/>
+                <w:bCs w:val="1"/>
                 <w:color w:val="ffffff"/>
               </w:rPr>
             </w:pPr>
@@ -5776,6 +5892,7 @@
             <w:r>
               <w:rPr>
                 <w:b w:val="1"/>
+                <w:bCs w:val="1"/>
                 <w:color w:val="ffffff"/>
                 <w:rtl w:val="0"/>
               </w:rPr>
@@ -5812,6 +5929,7 @@
               <w:jc w:val="center"/>
               <w:rPr>
                 <w:b w:val="1"/>
+                <w:bCs w:val="1"/>
                 <w:color w:val="ffffff"/>
               </w:rPr>
             </w:pPr>
@@ -5820,6 +5938,7 @@
             <w:r>
               <w:rPr>
                 <w:b w:val="1"/>
+                <w:bCs w:val="1"/>
                 <w:color w:val="ffffff"/>
                 <w:rtl w:val="0"/>
               </w:rPr>
@@ -7278,6 +7397,7 @@
         <w:rPr>
           <w:rFonts w:ascii="Calibri" w:cs="Calibri" w:eastAsia="Calibri" w:hAnsi="Calibri"/>
           <w:b w:val="0"/>
+          <w:bCs w:val="0"/>
           <w:color w:val="000000"/>
           <w:sz w:val="22"/>
           <w:szCs w:val="22"/>
@@ -7289,6 +7409,7 @@
         <w:rPr>
           <w:rFonts w:ascii="Calibri" w:cs="Calibri" w:eastAsia="Calibri" w:hAnsi="Calibri"/>
           <w:b w:val="0"/>
+          <w:bCs w:val="0"/>
           <w:color w:val="000000"/>
           <w:sz w:val="22"/>
           <w:szCs w:val="22"/>
@@ -7308,6 +7429,7 @@
         <w:rPr>
           <w:rFonts w:ascii="Calibri" w:cs="Calibri" w:eastAsia="Calibri" w:hAnsi="Calibri"/>
           <w:b w:val="0"/>
+          <w:bCs w:val="0"/>
           <w:color w:val="000000"/>
           <w:sz w:val="22"/>
           <w:szCs w:val="22"/>
@@ -7319,6 +7441,7 @@
         <w:rPr>
           <w:rFonts w:ascii="Calibri" w:cs="Calibri" w:eastAsia="Calibri" w:hAnsi="Calibri"/>
           <w:b w:val="0"/>
+          <w:bCs w:val="0"/>
           <w:color w:val="000000"/>
           <w:sz w:val="22"/>
           <w:szCs w:val="22"/>
@@ -7416,6 +7539,7 @@
         <w:rPr>
           <w:rFonts w:ascii="Calibri" w:cs="Calibri" w:eastAsia="Calibri" w:hAnsi="Calibri"/>
           <w:b w:val="0"/>
+          <w:bCs w:val="0"/>
           <w:color w:val="000000"/>
           <w:sz w:val="22"/>
           <w:szCs w:val="22"/>
@@ -7492,12 +7616,14 @@
               <w:jc w:val="center"/>
               <w:rPr>
                 <w:b w:val="1"/>
+                <w:bCs w:val="1"/>
                 <w:color w:val="ffffff"/>
               </w:rPr>
             </w:pPr>
             <w:r>
               <w:rPr>
                 <w:b w:val="1"/>
+                <w:bCs w:val="1"/>
                 <w:color w:val="ffffff"/>
                 <w:rtl w:val="0"/>
               </w:rPr>
@@ -7532,12 +7658,14 @@
               <w:jc w:val="center"/>
               <w:rPr>
                 <w:b w:val="1"/>
+                <w:bCs w:val="1"/>
                 <w:color w:val="ffffff"/>
               </w:rPr>
             </w:pPr>
             <w:r>
               <w:rPr>
                 <w:b w:val="1"/>
+                <w:bCs w:val="1"/>
                 <w:color w:val="ffffff"/>
                 <w:rtl w:val="0"/>
               </w:rPr>
@@ -7572,12 +7700,14 @@
               <w:jc w:val="center"/>
               <w:rPr>
                 <w:b w:val="1"/>
+                <w:bCs w:val="1"/>
                 <w:color w:val="ffffff"/>
               </w:rPr>
             </w:pPr>
             <w:r>
               <w:rPr>
                 <w:b w:val="1"/>
+                <w:bCs w:val="1"/>
                 <w:color w:val="ffffff"/>
                 <w:rtl w:val="0"/>
               </w:rPr>
@@ -7612,12 +7742,14 @@
               <w:jc w:val="center"/>
               <w:rPr>
                 <w:b w:val="1"/>
+                <w:bCs w:val="1"/>
                 <w:color w:val="ffffff"/>
               </w:rPr>
             </w:pPr>
             <w:r>
               <w:rPr>
                 <w:b w:val="1"/>
+                <w:bCs w:val="1"/>
                 <w:color w:val="ffffff"/>
                 <w:rtl w:val="0"/>
               </w:rPr>
@@ -8616,6 +8748,7 @@
         <w:jc w:val="both"/>
         <w:rPr>
           <w:i w:val="1"/>
+          <w:iCs w:val="1"/>
           <w:color w:val="548dd4"/>
         </w:rPr>
       </w:pPr>
@@ -8637,6 +8770,7 @@
         <w:jc w:val="both"/>
         <w:rPr>
           <w:i w:val="1"/>
+          <w:iCs w:val="1"/>
           <w:color w:val="548dd4"/>
         </w:rPr>
       </w:pPr>
@@ -8696,6 +8830,7 @@
       <w:r>
         <w:rPr>
           <w:i w:val="1"/>
+          <w:iCs w:val="1"/>
           <w:color w:val="548dd4"/>
           <w:vertAlign w:val="baseline"/>
           <w:rtl w:val="0"/>
@@ -8979,12 +9114,14 @@
         <w:jc w:val="left"/>
         <w:rPr>
           <w:b w:val="1"/>
+          <w:bCs w:val="1"/>
           <w:u w:val="single"/>
         </w:rPr>
       </w:pPr>
       <w:r>
         <w:rPr>
           <w:b w:val="1"/>
+          <w:bCs w:val="1"/>
           <w:u w:val="single"/>
           <w:rtl w:val="0"/>
         </w:rPr>
@@ -9184,6 +9321,7 @@
       <w:r>
         <w:rPr>
           <w:i w:val="0"/>
+          <w:iCs w:val="0"/>
           <w:smallCaps w:val="0"/>
           <w:strike w:val="0"/>
           <w:u w:val="none"/>
@@ -9974,12 +10112,12 @@
           <wp:extent cx="425450" cy="666750"/>
           <wp:effectExtent b="0" l="0" r="0" t="0"/>
           <wp:wrapSquare wrapText="bothSides" distB="0" distT="0" distL="114300" distR="114300"/>
-          <wp:docPr descr="UNPA.JPG" id="12" name="image5.jpg"/>
+          <wp:docPr descr="UNPA.JPG" id="12" name="image2.jpg"/>
           <a:graphic>
             <a:graphicData uri="http://schemas.openxmlformats.org/drawingml/2006/picture">
               <pic:pic>
                 <pic:nvPicPr>
-                  <pic:cNvPr descr="UNPA.JPG" id="0" name="image5.jpg"/>
+                  <pic:cNvPr descr="UNPA.JPG" id="0" name="image2.jpg"/>
                   <pic:cNvPicPr preferRelativeResize="0"/>
                 </pic:nvPicPr>
                 <pic:blipFill>
@@ -11036,6 +11174,7 @@
     <w:rPr>
       <w:rFonts w:ascii="Cambria" w:cs="Cambria" w:eastAsia="Cambria" w:hAnsi="Cambria"/>
       <w:b w:val="1"/>
+      <w:bCs w:val="1"/>
       <w:color w:val="366091"/>
       <w:sz w:val="28"/>
       <w:szCs w:val="28"/>
@@ -11054,6 +11193,7 @@
     <w:rPr>
       <w:rFonts w:ascii="Cambria" w:cs="Cambria" w:eastAsia="Cambria" w:hAnsi="Cambria"/>
       <w:b w:val="1"/>
+      <w:bCs w:val="1"/>
       <w:color w:val="4f81bd"/>
       <w:sz w:val="26"/>
       <w:szCs w:val="26"/>
@@ -11070,6 +11210,7 @@
     <w:rPr>
       <w:rFonts w:ascii="Cambria" w:cs="Cambria" w:eastAsia="Cambria" w:hAnsi="Cambria"/>
       <w:b w:val="1"/>
+      <w:bCs w:val="1"/>
       <w:color w:val="4f81bd"/>
     </w:rPr>
   </w:style>
@@ -11084,7 +11225,9 @@
     <w:rPr>
       <w:rFonts w:ascii="Cambria" w:cs="Cambria" w:eastAsia="Cambria" w:hAnsi="Cambria"/>
       <w:b w:val="1"/>
+      <w:bCs w:val="1"/>
       <w:i w:val="1"/>
+      <w:iCs w:val="1"/>
       <w:color w:val="4f81bd"/>
     </w:rPr>
   </w:style>
@@ -11100,6 +11243,7 @@
     </w:pPr>
     <w:rPr>
       <w:b w:val="1"/>
+      <w:bCs w:val="1"/>
       <w:sz w:val="22"/>
       <w:szCs w:val="22"/>
     </w:rPr>
@@ -11116,6 +11260,7 @@
     </w:pPr>
     <w:rPr>
       <w:b w:val="1"/>
+      <w:bCs w:val="1"/>
       <w:sz w:val="20"/>
       <w:szCs w:val="20"/>
     </w:rPr>
@@ -11151,6 +11296,7 @@
     <w:rPr>
       <w:rFonts w:ascii="Georgia" w:cs="Georgia" w:eastAsia="Georgia" w:hAnsi="Georgia"/>
       <w:i w:val="1"/>
+      <w:iCs w:val="1"/>
       <w:color w:val="666666"/>
       <w:sz w:val="48"/>
       <w:szCs w:val="48"/>

--- a/Etapa Inicio/Plan de Proyecto - Kairos - NexTech.docx
+++ b/Etapa Inicio/Plan de Proyecto - Kairos - NexTech.docx
@@ -1018,12 +1018,12 @@
             <wp:extent cx="1200150" cy="1200150"/>
             <wp:effectExtent b="0" l="0" r="0" t="0"/>
             <wp:wrapSquare wrapText="bothSides" distB="0" distT="0" distL="114300" distR="114300"/>
-            <wp:docPr descr="psi-negro.png" id="15" name="image1.png"/>
+            <wp:docPr descr="psi-negro.png" id="15" name="image6.png"/>
             <a:graphic>
               <a:graphicData uri="http://schemas.openxmlformats.org/drawingml/2006/picture">
                 <pic:pic>
                   <pic:nvPicPr>
-                    <pic:cNvPr descr="psi-negro.png" id="0" name="image1.png"/>
+                    <pic:cNvPr descr="psi-negro.png" id="0" name="image6.png"/>
                     <pic:cNvPicPr preferRelativeResize="0"/>
                   </pic:nvPicPr>
                   <pic:blipFill>
@@ -1075,12 +1075,12 @@
             <wp:extent cx="1304925" cy="2019300"/>
             <wp:effectExtent b="0" l="0" r="0" t="0"/>
             <wp:wrapSquare wrapText="bothSides" distB="0" distT="0" distL="114300" distR="114300"/>
-            <wp:docPr descr="UNPA.JPG" id="16" name="image3.jpg"/>
+            <wp:docPr descr="UNPA.JPG" id="16" name="image2.jpg"/>
             <a:graphic>
               <a:graphicData uri="http://schemas.openxmlformats.org/drawingml/2006/picture">
                 <pic:pic>
                   <pic:nvPicPr>
-                    <pic:cNvPr descr="UNPA.JPG" id="0" name="image3.jpg"/>
+                    <pic:cNvPr descr="UNPA.JPG" id="0" name="image2.jpg"/>
                     <pic:cNvPicPr preferRelativeResize="0"/>
                   </pic:nvPicPr>
                   <pic:blipFill>
@@ -1368,12 +1368,12 @@
             <wp:extent cx="1200150" cy="1200150"/>
             <wp:effectExtent b="0" l="0" r="0" t="0"/>
             <wp:wrapSquare wrapText="bothSides" distB="0" distT="0" distL="114300" distR="114300"/>
-            <wp:docPr id="13" name="image5.png"/>
+            <wp:docPr id="13" name="image3.png"/>
             <a:graphic>
               <a:graphicData uri="http://schemas.openxmlformats.org/drawingml/2006/picture">
                 <pic:pic>
                   <pic:nvPicPr>
-                    <pic:cNvPr id="0" name="image5.png"/>
+                    <pic:cNvPr id="0" name="image3.png"/>
                     <pic:cNvPicPr preferRelativeResize="0"/>
                   </pic:nvPicPr>
                   <pic:blipFill>
@@ -1475,7 +1475,7 @@
     </w:p>
     <w:sdt>
       <w:sdtPr>
-        <w:id w:val="-1169140016"/>
+        <w:id w:val="465612384"/>
         <w:docPartObj>
           <w:docPartGallery w:val="Table of Contents"/>
           <w:docPartUnique w:val="1"/>
@@ -4662,12 +4662,12 @@
           <wp:inline distB="114300" distT="114300" distL="114300" distR="114300">
             <wp:extent cx="4201478" cy="2493184"/>
             <wp:effectExtent b="0" l="0" r="0" t="0"/>
-            <wp:docPr id="14" name="image6.png"/>
+            <wp:docPr id="14" name="image5.png"/>
             <a:graphic>
               <a:graphicData uri="http://schemas.openxmlformats.org/drawingml/2006/picture">
                 <pic:pic>
                   <pic:nvPicPr>
-                    <pic:cNvPr id="0" name="image6.png"/>
+                    <pic:cNvPr id="0" name="image5.png"/>
                     <pic:cNvPicPr preferRelativeResize="0"/>
                   </pic:nvPicPr>
                   <pic:blipFill>
@@ -10067,12 +10067,12 @@
           <wp:extent cx="669290" cy="669290"/>
           <wp:effectExtent b="0" l="0" r="0" t="0"/>
           <wp:wrapSquare wrapText="bothSides" distB="0" distT="0" distL="114300" distR="114300"/>
-          <wp:docPr descr="psi-negro.png" id="17" name="image4.png"/>
+          <wp:docPr descr="psi-negro.png" id="17" name="image1.png"/>
           <a:graphic>
             <a:graphicData uri="http://schemas.openxmlformats.org/drawingml/2006/picture">
               <pic:pic>
                 <pic:nvPicPr>
-                  <pic:cNvPr descr="psi-negro.png" id="0" name="image4.png"/>
+                  <pic:cNvPr descr="psi-negro.png" id="0" name="image1.png"/>
                   <pic:cNvPicPr preferRelativeResize="0"/>
                 </pic:nvPicPr>
                 <pic:blipFill>
@@ -10112,12 +10112,12 @@
           <wp:extent cx="425450" cy="666750"/>
           <wp:effectExtent b="0" l="0" r="0" t="0"/>
           <wp:wrapSquare wrapText="bothSides" distB="0" distT="0" distL="114300" distR="114300"/>
-          <wp:docPr descr="UNPA.JPG" id="12" name="image2.jpg"/>
+          <wp:docPr descr="UNPA.JPG" id="12" name="image4.jpg"/>
           <a:graphic>
             <a:graphicData uri="http://schemas.openxmlformats.org/drawingml/2006/picture">
               <pic:pic>
                 <pic:nvPicPr>
-                  <pic:cNvPr descr="UNPA.JPG" id="0" name="image2.jpg"/>
+                  <pic:cNvPr descr="UNPA.JPG" id="0" name="image4.jpg"/>
                   <pic:cNvPicPr preferRelativeResize="0"/>
                 </pic:nvPicPr>
                 <pic:blipFill>

--- a/Etapa Inicio/Plan de Proyecto - Kairos - NexTech.docx
+++ b/Etapa Inicio/Plan de Proyecto - Kairos - NexTech.docx
@@ -1018,12 +1018,12 @@
             <wp:extent cx="1200150" cy="1200150"/>
             <wp:effectExtent b="0" l="0" r="0" t="0"/>
             <wp:wrapSquare wrapText="bothSides" distB="0" distT="0" distL="114300" distR="114300"/>
-            <wp:docPr descr="psi-negro.png" id="15" name="image6.png"/>
+            <wp:docPr descr="psi-negro.png" id="15" name="image2.png"/>
             <a:graphic>
               <a:graphicData uri="http://schemas.openxmlformats.org/drawingml/2006/picture">
                 <pic:pic>
                   <pic:nvPicPr>
-                    <pic:cNvPr descr="psi-negro.png" id="0" name="image6.png"/>
+                    <pic:cNvPr descr="psi-negro.png" id="0" name="image2.png"/>
                     <pic:cNvPicPr preferRelativeResize="0"/>
                   </pic:nvPicPr>
                   <pic:blipFill>
@@ -1075,12 +1075,12 @@
             <wp:extent cx="1304925" cy="2019300"/>
             <wp:effectExtent b="0" l="0" r="0" t="0"/>
             <wp:wrapSquare wrapText="bothSides" distB="0" distT="0" distL="114300" distR="114300"/>
-            <wp:docPr descr="UNPA.JPG" id="16" name="image2.jpg"/>
+            <wp:docPr descr="UNPA.JPG" id="16" name="image4.jpg"/>
             <a:graphic>
               <a:graphicData uri="http://schemas.openxmlformats.org/drawingml/2006/picture">
                 <pic:pic>
                   <pic:nvPicPr>
-                    <pic:cNvPr descr="UNPA.JPG" id="0" name="image2.jpg"/>
+                    <pic:cNvPr descr="UNPA.JPG" id="0" name="image4.jpg"/>
                     <pic:cNvPicPr preferRelativeResize="0"/>
                   </pic:nvPicPr>
                   <pic:blipFill>
@@ -1368,12 +1368,12 @@
             <wp:extent cx="1200150" cy="1200150"/>
             <wp:effectExtent b="0" l="0" r="0" t="0"/>
             <wp:wrapSquare wrapText="bothSides" distB="0" distT="0" distL="114300" distR="114300"/>
-            <wp:docPr id="13" name="image3.png"/>
+            <wp:docPr id="13" name="image5.png"/>
             <a:graphic>
               <a:graphicData uri="http://schemas.openxmlformats.org/drawingml/2006/picture">
                 <pic:pic>
                   <pic:nvPicPr>
-                    <pic:cNvPr id="0" name="image3.png"/>
+                    <pic:cNvPr id="0" name="image5.png"/>
                     <pic:cNvPicPr preferRelativeResize="0"/>
                   </pic:nvPicPr>
                   <pic:blipFill>
@@ -1475,7 +1475,7 @@
     </w:p>
     <w:sdt>
       <w:sdtPr>
-        <w:id w:val="465612384"/>
+        <w:id w:val="-2080366551"/>
         <w:docPartObj>
           <w:docPartGallery w:val="Table of Contents"/>
           <w:docPartUnique w:val="1"/>
@@ -4662,12 +4662,12 @@
           <wp:inline distB="114300" distT="114300" distL="114300" distR="114300">
             <wp:extent cx="4201478" cy="2493184"/>
             <wp:effectExtent b="0" l="0" r="0" t="0"/>
-            <wp:docPr id="14" name="image5.png"/>
+            <wp:docPr id="14" name="image6.png"/>
             <a:graphic>
               <a:graphicData uri="http://schemas.openxmlformats.org/drawingml/2006/picture">
                 <pic:pic>
                   <pic:nvPicPr>
-                    <pic:cNvPr id="0" name="image5.png"/>
+                    <pic:cNvPr id="0" name="image6.png"/>
                     <pic:cNvPicPr preferRelativeResize="0"/>
                   </pic:nvPicPr>
                   <pic:blipFill>
@@ -10067,12 +10067,12 @@
           <wp:extent cx="669290" cy="669290"/>
           <wp:effectExtent b="0" l="0" r="0" t="0"/>
           <wp:wrapSquare wrapText="bothSides" distB="0" distT="0" distL="114300" distR="114300"/>
-          <wp:docPr descr="psi-negro.png" id="17" name="image1.png"/>
+          <wp:docPr descr="psi-negro.png" id="17" name="image3.png"/>
           <a:graphic>
             <a:graphicData uri="http://schemas.openxmlformats.org/drawingml/2006/picture">
               <pic:pic>
                 <pic:nvPicPr>
-                  <pic:cNvPr descr="psi-negro.png" id="0" name="image1.png"/>
+                  <pic:cNvPr descr="psi-negro.png" id="0" name="image3.png"/>
                   <pic:cNvPicPr preferRelativeResize="0"/>
                 </pic:nvPicPr>
                 <pic:blipFill>
@@ -10112,12 +10112,12 @@
           <wp:extent cx="425450" cy="666750"/>
           <wp:effectExtent b="0" l="0" r="0" t="0"/>
           <wp:wrapSquare wrapText="bothSides" distB="0" distT="0" distL="114300" distR="114300"/>
-          <wp:docPr descr="UNPA.JPG" id="12" name="image4.jpg"/>
+          <wp:docPr descr="UNPA.JPG" id="12" name="image1.jpg"/>
           <a:graphic>
             <a:graphicData uri="http://schemas.openxmlformats.org/drawingml/2006/picture">
               <pic:pic>
                 <pic:nvPicPr>
-                  <pic:cNvPr descr="UNPA.JPG" id="0" name="image4.jpg"/>
+                  <pic:cNvPr descr="UNPA.JPG" id="0" name="image1.jpg"/>
                   <pic:cNvPicPr preferRelativeResize="0"/>
                 </pic:nvPicPr>
                 <pic:blipFill>

--- a/Etapa Inicio/Plan de Proyecto - Kairos - NexTech.docx
+++ b/Etapa Inicio/Plan de Proyecto - Kairos - NexTech.docx
@@ -1018,12 +1018,12 @@
             <wp:extent cx="1200150" cy="1200150"/>
             <wp:effectExtent b="0" l="0" r="0" t="0"/>
             <wp:wrapSquare wrapText="bothSides" distB="0" distT="0" distL="114300" distR="114300"/>
-            <wp:docPr descr="psi-negro.png" id="15" name="image2.png"/>
+            <wp:docPr descr="psi-negro.png" id="15" name="image5.png"/>
             <a:graphic>
               <a:graphicData uri="http://schemas.openxmlformats.org/drawingml/2006/picture">
                 <pic:pic>
                   <pic:nvPicPr>
-                    <pic:cNvPr descr="psi-negro.png" id="0" name="image2.png"/>
+                    <pic:cNvPr descr="psi-negro.png" id="0" name="image5.png"/>
                     <pic:cNvPicPr preferRelativeResize="0"/>
                   </pic:nvPicPr>
                   <pic:blipFill>
@@ -1368,12 +1368,12 @@
             <wp:extent cx="1200150" cy="1200150"/>
             <wp:effectExtent b="0" l="0" r="0" t="0"/>
             <wp:wrapSquare wrapText="bothSides" distB="0" distT="0" distL="114300" distR="114300"/>
-            <wp:docPr id="13" name="image5.png"/>
+            <wp:docPr id="13" name="image2.png"/>
             <a:graphic>
               <a:graphicData uri="http://schemas.openxmlformats.org/drawingml/2006/picture">
                 <pic:pic>
                   <pic:nvPicPr>
-                    <pic:cNvPr id="0" name="image5.png"/>
+                    <pic:cNvPr id="0" name="image2.png"/>
                     <pic:cNvPicPr preferRelativeResize="0"/>
                   </pic:nvPicPr>
                   <pic:blipFill>
@@ -1475,7 +1475,7 @@
     </w:p>
     <w:sdt>
       <w:sdtPr>
-        <w:id w:val="-2080366551"/>
+        <w:id w:val="875532458"/>
         <w:docPartObj>
           <w:docPartGallery w:val="Table of Contents"/>
           <w:docPartUnique w:val="1"/>

--- a/Etapa Inicio/Plan de Proyecto - Kairos - NexTech.docx
+++ b/Etapa Inicio/Plan de Proyecto - Kairos - NexTech.docx
@@ -1018,12 +1018,12 @@
             <wp:extent cx="1200150" cy="1200150"/>
             <wp:effectExtent b="0" l="0" r="0" t="0"/>
             <wp:wrapSquare wrapText="bothSides" distB="0" distT="0" distL="114300" distR="114300"/>
-            <wp:docPr descr="psi-negro.png" id="15" name="image5.png"/>
+            <wp:docPr descr="psi-negro.png" id="15" name="image4.png"/>
             <a:graphic>
               <a:graphicData uri="http://schemas.openxmlformats.org/drawingml/2006/picture">
                 <pic:pic>
                   <pic:nvPicPr>
-                    <pic:cNvPr descr="psi-negro.png" id="0" name="image5.png"/>
+                    <pic:cNvPr descr="psi-negro.png" id="0" name="image4.png"/>
                     <pic:cNvPicPr preferRelativeResize="0"/>
                   </pic:nvPicPr>
                   <pic:blipFill>
@@ -1075,12 +1075,12 @@
             <wp:extent cx="1304925" cy="2019300"/>
             <wp:effectExtent b="0" l="0" r="0" t="0"/>
             <wp:wrapSquare wrapText="bothSides" distB="0" distT="0" distL="114300" distR="114300"/>
-            <wp:docPr descr="UNPA.JPG" id="16" name="image4.jpg"/>
+            <wp:docPr descr="UNPA.JPG" id="16" name="image3.jpg"/>
             <a:graphic>
               <a:graphicData uri="http://schemas.openxmlformats.org/drawingml/2006/picture">
                 <pic:pic>
                   <pic:nvPicPr>
-                    <pic:cNvPr descr="UNPA.JPG" id="0" name="image4.jpg"/>
+                    <pic:cNvPr descr="UNPA.JPG" id="0" name="image3.jpg"/>
                     <pic:cNvPicPr preferRelativeResize="0"/>
                   </pic:nvPicPr>
                   <pic:blipFill>
@@ -1368,12 +1368,12 @@
             <wp:extent cx="1200150" cy="1200150"/>
             <wp:effectExtent b="0" l="0" r="0" t="0"/>
             <wp:wrapSquare wrapText="bothSides" distB="0" distT="0" distL="114300" distR="114300"/>
-            <wp:docPr id="13" name="image2.png"/>
+            <wp:docPr id="13" name="image5.png"/>
             <a:graphic>
               <a:graphicData uri="http://schemas.openxmlformats.org/drawingml/2006/picture">
                 <pic:pic>
                   <pic:nvPicPr>
-                    <pic:cNvPr id="0" name="image2.png"/>
+                    <pic:cNvPr id="0" name="image5.png"/>
                     <pic:cNvPicPr preferRelativeResize="0"/>
                   </pic:nvPicPr>
                   <pic:blipFill>
@@ -1475,7 +1475,7 @@
     </w:p>
     <w:sdt>
       <w:sdtPr>
-        <w:id w:val="875532458"/>
+        <w:id w:val="-1868108274"/>
         <w:docPartObj>
           <w:docPartGallery w:val="Table of Contents"/>
           <w:docPartUnique w:val="1"/>
@@ -2594,7 +2594,7 @@
       <w:pPr>
         <w:numPr>
           <w:ilvl w:val="0"/>
-          <w:numId w:val="5"/>
+          <w:numId w:val="4"/>
         </w:numPr>
         <w:spacing w:before="0" w:line="240" w:lineRule="auto"/>
         <w:ind w:left="720" w:hanging="360"/>
@@ -2606,14 +2606,14 @@
         <w:rPr>
           <w:rtl w:val="0"/>
         </w:rPr>
-        <w:t xml:space="preserve">No poseer faltas de ortografía</w:t>
+        <w:t xml:space="preserve">No poseer faltas de ortografía.</w:t>
       </w:r>
     </w:p>
     <w:p>
       <w:pPr>
         <w:numPr>
           <w:ilvl w:val="0"/>
-          <w:numId w:val="5"/>
+          <w:numId w:val="4"/>
         </w:numPr>
         <w:spacing w:before="0" w:line="240" w:lineRule="auto"/>
         <w:ind w:left="720" w:hanging="360"/>
@@ -2625,14 +2625,14 @@
         <w:rPr>
           <w:rtl w:val="0"/>
         </w:rPr>
-        <w:t xml:space="preserve">Cada sección de un documento debe estar completa (en caso que se cuente con toda la información necesaria para completarla) </w:t>
+        <w:t xml:space="preserve">Cada sección de un documento debe estar completa (en caso que se cuente con toda la información necesaria para completarla).</w:t>
       </w:r>
     </w:p>
     <w:p>
       <w:pPr>
         <w:numPr>
           <w:ilvl w:val="0"/>
-          <w:numId w:val="5"/>
+          <w:numId w:val="4"/>
         </w:numPr>
         <w:spacing w:before="0" w:line="240" w:lineRule="auto"/>
         <w:ind w:left="720" w:hanging="360"/>
@@ -2644,7 +2644,7 @@
         <w:rPr>
           <w:rtl w:val="0"/>
         </w:rPr>
-        <w:t xml:space="preserve">Mantener el formato de documentación </w:t>
+        <w:t xml:space="preserve">Mantener el formato de documentación.</w:t>
       </w:r>
     </w:p>
     <w:p>
@@ -3094,7 +3094,7 @@
               <w:rPr>
                 <w:rtl w:val="0"/>
               </w:rPr>
-              <w:t xml:space="preserve">Plan de Iteración  E1 - Kairos - NexTech</w:t>
+              <w:t xml:space="preserve">Plan de iteración  E1 - Kairos - NexTech</w:t>
             </w:r>
           </w:p>
         </w:tc>
@@ -3625,7 +3625,7 @@
               <w:rPr>
                 <w:rtl w:val="0"/>
               </w:rPr>
-              <w:t xml:space="preserve">Plan de Iteración E2 - Kairos - NexTech</w:t>
+              <w:t xml:space="preserve">Plan de iIteración E2 - Kairos - NexTech</w:t>
             </w:r>
           </w:p>
         </w:tc>
@@ -3748,7 +3748,7 @@
       <w:pPr>
         <w:numPr>
           <w:ilvl w:val="0"/>
-          <w:numId w:val="6"/>
+          <w:numId w:val="5"/>
         </w:numPr>
         <w:spacing w:after="0" w:afterAutospacing="0" w:before="240" w:lineRule="auto"/>
         <w:ind w:left="720" w:hanging="360"/>
@@ -3769,7 +3769,7 @@
       <w:pPr>
         <w:numPr>
           <w:ilvl w:val="0"/>
-          <w:numId w:val="6"/>
+          <w:numId w:val="5"/>
         </w:numPr>
         <w:spacing w:after="0" w:afterAutospacing="0" w:before="0" w:beforeAutospacing="0" w:lineRule="auto"/>
         <w:ind w:left="720" w:hanging="360"/>
@@ -3802,7 +3802,7 @@
       <w:pPr>
         <w:numPr>
           <w:ilvl w:val="0"/>
-          <w:numId w:val="6"/>
+          <w:numId w:val="5"/>
         </w:numPr>
         <w:spacing w:after="0" w:afterAutospacing="0" w:before="0" w:beforeAutospacing="0" w:lineRule="auto"/>
         <w:ind w:left="720" w:hanging="360"/>
@@ -3823,7 +3823,7 @@
       <w:pPr>
         <w:numPr>
           <w:ilvl w:val="0"/>
-          <w:numId w:val="6"/>
+          <w:numId w:val="5"/>
         </w:numPr>
         <w:spacing w:after="240" w:before="0" w:beforeAutospacing="0" w:lineRule="auto"/>
         <w:ind w:left="720" w:hanging="360"/>
@@ -3839,45 +3839,6 @@
         </w:rPr>
         <w:t xml:space="preserve">Una vez aprobados, los cambios se incorporarán al documento oficial, se subirán en el repositorio del proyecto y se informarán al equipo a través del grupo de WhatsApp.</w:t>
       </w:r>
-      <w:r>
-        <w:rPr>
-          <w:rtl w:val="0"/>
-        </w:rPr>
-      </w:r>
-    </w:p>
-    <w:p>
-      <w:pPr>
-        <w:keepNext w:val="0"/>
-        <w:keepLines w:val="0"/>
-        <w:pageBreakBefore w:val="0"/>
-        <w:widowControl w:val="1"/>
-        <w:pBdr>
-          <w:top w:space="0" w:sz="0" w:val="nil"/>
-          <w:left w:space="0" w:sz="0" w:val="nil"/>
-          <w:bottom w:space="0" w:sz="0" w:val="nil"/>
-          <w:right w:space="0" w:sz="0" w:val="nil"/>
-          <w:between w:space="0" w:sz="0" w:val="nil"/>
-        </w:pBdr>
-        <w:shd w:fill="auto" w:val="clear"/>
-        <w:spacing w:after="60" w:before="0" w:line="240" w:lineRule="auto"/>
-        <w:ind w:left="708" w:right="0" w:firstLine="0"/>
-        <w:jc w:val="left"/>
-        <w:rPr>
-          <w:rFonts w:ascii="Verdana" w:cs="Verdana" w:eastAsia="Verdana" w:hAnsi="Verdana"/>
-          <w:b w:val="0"/>
-          <w:bCs w:val="0"/>
-          <w:i w:val="0"/>
-          <w:iCs w:val="0"/>
-          <w:smallCaps w:val="0"/>
-          <w:strike w:val="0"/>
-          <w:color w:val="000000"/>
-          <w:sz w:val="20"/>
-          <w:szCs w:val="20"/>
-          <w:u w:val="none"/>
-          <w:shd w:fill="auto" w:val="clear"/>
-          <w:vertAlign w:val="baseline"/>
-        </w:rPr>
-      </w:pPr>
       <w:r>
         <w:rPr>
           <w:rtl w:val="0"/>
@@ -3942,7 +3903,7 @@
         <w:rPr>
           <w:rtl w:val="0"/>
         </w:rPr>
-        <w:t xml:space="preserve">Kairos seguirá el modelo de proceso PSI,  el cual es un modelo iterativo e incremental.</w:t>
+        <w:t xml:space="preserve">Kairos seguirá el modelo de proceso PSI. Este modelo se selecciona por su enfoque iterativo e incremental, el cual permite desarrollar el sistema en entregas parciales, facilitando la validación temprana con el docente y la adaptación a cambios propios del contexto académico. Además, se adecúa a la duración acotada del cuatrimestre y al trabajo en equipo.</w:t>
       </w:r>
     </w:p>
     <w:p>
@@ -4672,7 +4633,7 @@
                   </pic:nvPicPr>
                   <pic:blipFill>
                     <a:blip r:embed="rId9"/>
-                    <a:srcRect b="1435" l="14014" r="21826" t="30894"/>
+                    <a:srcRect b="1435" l="14015" r="21827" t="30894"/>
                     <a:stretch>
                       <a:fillRect/>
                     </a:stretch>
@@ -5294,7 +5255,7 @@
         <w:widowControl w:val="0"/>
         <w:numPr>
           <w:ilvl w:val="0"/>
-          <w:numId w:val="4"/>
+          <w:numId w:val="3"/>
         </w:numPr>
         <w:tabs>
           <w:tab w:val="left" w:leader="none" w:pos="0"/>
@@ -5317,7 +5278,7 @@
         <w:widowControl w:val="0"/>
         <w:numPr>
           <w:ilvl w:val="1"/>
-          <w:numId w:val="4"/>
+          <w:numId w:val="3"/>
         </w:numPr>
         <w:tabs>
           <w:tab w:val="left" w:leader="none" w:pos="0"/>
@@ -5340,7 +5301,7 @@
         <w:widowControl w:val="0"/>
         <w:numPr>
           <w:ilvl w:val="1"/>
-          <w:numId w:val="4"/>
+          <w:numId w:val="3"/>
         </w:numPr>
         <w:tabs>
           <w:tab w:val="left" w:leader="none" w:pos="0"/>
@@ -5363,7 +5324,7 @@
         <w:widowControl w:val="0"/>
         <w:numPr>
           <w:ilvl w:val="1"/>
-          <w:numId w:val="4"/>
+          <w:numId w:val="3"/>
         </w:numPr>
         <w:tabs>
           <w:tab w:val="left" w:leader="none" w:pos="0"/>
@@ -5386,7 +5347,7 @@
         <w:widowControl w:val="0"/>
         <w:numPr>
           <w:ilvl w:val="1"/>
-          <w:numId w:val="4"/>
+          <w:numId w:val="3"/>
         </w:numPr>
         <w:tabs>
           <w:tab w:val="left" w:leader="none" w:pos="0"/>
@@ -5410,7 +5371,7 @@
         <w:widowControl w:val="0"/>
         <w:numPr>
           <w:ilvl w:val="0"/>
-          <w:numId w:val="4"/>
+          <w:numId w:val="3"/>
         </w:numPr>
         <w:tabs>
           <w:tab w:val="left" w:leader="none" w:pos="0"/>
@@ -5431,7 +5392,7 @@
         <w:widowControl w:val="0"/>
         <w:numPr>
           <w:ilvl w:val="1"/>
-          <w:numId w:val="4"/>
+          <w:numId w:val="3"/>
         </w:numPr>
         <w:tabs>
           <w:tab w:val="left" w:leader="none" w:pos="0"/>
@@ -5452,7 +5413,7 @@
         <w:widowControl w:val="0"/>
         <w:numPr>
           <w:ilvl w:val="1"/>
-          <w:numId w:val="4"/>
+          <w:numId w:val="3"/>
         </w:numPr>
         <w:tabs>
           <w:tab w:val="left" w:leader="none" w:pos="0"/>
@@ -5474,7 +5435,7 @@
         <w:widowControl w:val="0"/>
         <w:numPr>
           <w:ilvl w:val="0"/>
-          <w:numId w:val="4"/>
+          <w:numId w:val="3"/>
         </w:numPr>
         <w:tabs>
           <w:tab w:val="left" w:leader="none" w:pos="0"/>
@@ -5495,7 +5456,7 @@
         <w:widowControl w:val="0"/>
         <w:numPr>
           <w:ilvl w:val="1"/>
-          <w:numId w:val="4"/>
+          <w:numId w:val="3"/>
         </w:numPr>
         <w:tabs>
           <w:tab w:val="left" w:leader="none" w:pos="0"/>
@@ -5516,7 +5477,7 @@
         <w:widowControl w:val="0"/>
         <w:numPr>
           <w:ilvl w:val="1"/>
-          <w:numId w:val="4"/>
+          <w:numId w:val="3"/>
         </w:numPr>
         <w:tabs>
           <w:tab w:val="left" w:leader="none" w:pos="0"/>
@@ -5537,7 +5498,7 @@
         <w:widowControl w:val="0"/>
         <w:numPr>
           <w:ilvl w:val="1"/>
-          <w:numId w:val="4"/>
+          <w:numId w:val="3"/>
         </w:numPr>
         <w:tabs>
           <w:tab w:val="left" w:leader="none" w:pos="0"/>
@@ -5559,7 +5520,7 @@
         <w:widowControl w:val="0"/>
         <w:numPr>
           <w:ilvl w:val="0"/>
-          <w:numId w:val="4"/>
+          <w:numId w:val="3"/>
         </w:numPr>
         <w:tabs>
           <w:tab w:val="left" w:leader="none" w:pos="0"/>
@@ -5580,7 +5541,7 @@
         <w:widowControl w:val="0"/>
         <w:numPr>
           <w:ilvl w:val="1"/>
-          <w:numId w:val="4"/>
+          <w:numId w:val="3"/>
         </w:numPr>
         <w:tabs>
           <w:tab w:val="left" w:leader="none" w:pos="0"/>
@@ -5601,7 +5562,7 @@
         <w:widowControl w:val="0"/>
         <w:numPr>
           <w:ilvl w:val="1"/>
-          <w:numId w:val="4"/>
+          <w:numId w:val="3"/>
         </w:numPr>
         <w:tabs>
           <w:tab w:val="left" w:leader="none" w:pos="0"/>
@@ -5622,7 +5583,7 @@
         <w:widowControl w:val="0"/>
         <w:numPr>
           <w:ilvl w:val="1"/>
-          <w:numId w:val="4"/>
+          <w:numId w:val="3"/>
         </w:numPr>
         <w:tabs>
           <w:tab w:val="left" w:leader="none" w:pos="0"/>
@@ -7328,6 +7289,23 @@
         </w:rPr>
         <w:t xml:space="preserve">Presentar los avances y resultados obtenidos.</w:t>
       </w:r>
+    </w:p>
+    <w:p>
+      <w:pPr>
+        <w:keepNext w:val="1"/>
+        <w:keepLines w:val="1"/>
+        <w:spacing w:after="240" w:before="240" w:lineRule="auto"/>
+        <w:ind w:left="0" w:firstLine="0"/>
+        <w:rPr/>
+      </w:pPr>
+      <w:bookmarkStart w:colFirst="0" w:colLast="0" w:name="_9ywwbse5i5od" w:id="22"/>
+      <w:bookmarkEnd w:id="22"/>
+      <w:r>
+        <w:rPr>
+          <w:rtl w:val="0"/>
+        </w:rPr>
+        <w:t xml:space="preserve">Para asegurar un control efectivo del avance, el seguimiento del proyecto se realizará mediante el control del cumplimiento de hitos definidos en cada iteración, la revisión formal de entregables, la comparación entre el esfuerzo estimado y el esfuerzo real registrado en el sistema, y reuniones periódicas de avance donde se evaluará el estado general del proyecto.</w:t>
+      </w:r>
       <w:r>
         <w:rPr>
           <w:rtl w:val="0"/>
@@ -7342,8 +7320,8 @@
         <w:ind w:left="0"/>
         <w:rPr/>
       </w:pPr>
-      <w:bookmarkStart w:colFirst="0" w:colLast="0" w:name="_gkc8iqblfatq" w:id="22"/>
-      <w:bookmarkEnd w:id="22"/>
+      <w:bookmarkStart w:colFirst="0" w:colLast="0" w:name="_gkc8iqblfatq" w:id="23"/>
+      <w:bookmarkEnd w:id="23"/>
       <w:r>
         <w:rPr>
           <w:vertAlign w:val="baseline"/>
@@ -7403,8 +7381,8 @@
           <w:szCs w:val="22"/>
         </w:rPr>
       </w:pPr>
-      <w:bookmarkStart w:colFirst="0" w:colLast="0" w:name="_sc6mfc6mdkj5" w:id="23"/>
-      <w:bookmarkEnd w:id="23"/>
+      <w:bookmarkStart w:colFirst="0" w:colLast="0" w:name="_sc6mfc6mdkj5" w:id="24"/>
+      <w:bookmarkEnd w:id="24"/>
       <w:r>
         <w:rPr>
           <w:rFonts w:ascii="Calibri" w:cs="Calibri" w:eastAsia="Calibri" w:hAnsi="Calibri"/>
@@ -7435,8 +7413,8 @@
           <w:szCs w:val="22"/>
         </w:rPr>
       </w:pPr>
-      <w:bookmarkStart w:colFirst="0" w:colLast="0" w:name="_yhbcvgh2eyuv" w:id="24"/>
-      <w:bookmarkEnd w:id="24"/>
+      <w:bookmarkStart w:colFirst="0" w:colLast="0" w:name="_yhbcvgh2eyuv" w:id="25"/>
+      <w:bookmarkEnd w:id="25"/>
       <w:r>
         <w:rPr>
           <w:rFonts w:ascii="Calibri" w:cs="Calibri" w:eastAsia="Calibri" w:hAnsi="Calibri"/>
@@ -7545,8 +7523,8 @@
           <w:szCs w:val="22"/>
         </w:rPr>
       </w:pPr>
-      <w:bookmarkStart w:colFirst="0" w:colLast="0" w:name="_xhofbnhuupc8" w:id="25"/>
-      <w:bookmarkEnd w:id="25"/>
+      <w:bookmarkStart w:colFirst="0" w:colLast="0" w:name="_xhofbnhuupc8" w:id="26"/>
+      <w:bookmarkEnd w:id="26"/>
       <w:r>
         <w:rPr>
           <w:rtl w:val="0"/>
@@ -8752,8 +8730,8 @@
           <w:color w:val="548dd4"/>
         </w:rPr>
       </w:pPr>
-      <w:bookmarkStart w:colFirst="0" w:colLast="0" w:name="_61fke13dsc2i" w:id="26"/>
-      <w:bookmarkEnd w:id="26"/>
+      <w:bookmarkStart w:colFirst="0" w:colLast="0" w:name="_61fke13dsc2i" w:id="27"/>
+      <w:bookmarkEnd w:id="27"/>
       <w:r>
         <w:rPr>
           <w:rtl w:val="0"/>
@@ -8774,8 +8752,8 @@
           <w:color w:val="548dd4"/>
         </w:rPr>
       </w:pPr>
-      <w:bookmarkStart w:colFirst="0" w:colLast="0" w:name="_6kk21nms2stl" w:id="27"/>
-      <w:bookmarkEnd w:id="27"/>
+      <w:bookmarkStart w:colFirst="0" w:colLast="0" w:name="_6kk21nms2stl" w:id="28"/>
+      <w:bookmarkEnd w:id="28"/>
       <w:r>
         <w:rPr>
           <w:rtl w:val="0"/>
@@ -8792,8 +8770,8 @@
         <w:jc w:val="both"/>
         <w:rPr/>
       </w:pPr>
-      <w:bookmarkStart w:colFirst="0" w:colLast="0" w:name="_jpbmijmf0cfl" w:id="28"/>
-      <w:bookmarkEnd w:id="28"/>
+      <w:bookmarkStart w:colFirst="0" w:colLast="0" w:name="_jpbmijmf0cfl" w:id="29"/>
+      <w:bookmarkEnd w:id="29"/>
       <w:r>
         <w:rPr>
           <w:rtl w:val="0"/>
@@ -8825,8 +8803,8 @@
           <w:vertAlign w:val="baseline"/>
         </w:rPr>
       </w:pPr>
-      <w:bookmarkStart w:colFirst="0" w:colLast="0" w:name="_xhofbnhuupc8" w:id="25"/>
-      <w:bookmarkEnd w:id="25"/>
+      <w:bookmarkStart w:colFirst="0" w:colLast="0" w:name="_xhofbnhuupc8" w:id="26"/>
+      <w:bookmarkEnd w:id="26"/>
       <w:r>
         <w:rPr>
           <w:i w:val="1"/>
@@ -8868,290 +8846,7 @@
         <w:rPr>
           <w:rtl w:val="0"/>
         </w:rPr>
-        <w:t xml:space="preserve">El equipo está compuesto de 5 personas, las cuales son responsables de:</w:t>
-      </w:r>
-    </w:p>
-    <w:p>
-      <w:pPr>
-        <w:keepNext w:val="0"/>
-        <w:keepLines w:val="0"/>
-        <w:pageBreakBefore w:val="0"/>
-        <w:widowControl w:val="1"/>
-        <w:numPr>
-          <w:ilvl w:val="0"/>
-          <w:numId w:val="3"/>
-        </w:numPr>
-        <w:pBdr>
-          <w:top w:space="0" w:sz="0" w:val="nil"/>
-          <w:left w:space="0" w:sz="0" w:val="nil"/>
-          <w:bottom w:space="0" w:sz="0" w:val="nil"/>
-          <w:right w:space="0" w:sz="0" w:val="nil"/>
-          <w:between w:space="0" w:sz="0" w:val="nil"/>
-        </w:pBdr>
-        <w:shd w:fill="auto" w:val="clear"/>
-        <w:spacing w:after="0" w:afterAutospacing="0" w:before="0" w:line="240" w:lineRule="auto"/>
-        <w:ind w:left="720" w:right="0" w:hanging="360"/>
-        <w:jc w:val="left"/>
-        <w:rPr>
-          <w:u w:val="none"/>
-        </w:rPr>
-      </w:pPr>
-      <w:r>
-        <w:rPr>
-          <w:rtl w:val="0"/>
-        </w:rPr>
-        <w:t xml:space="preserve">Requerimientos: Centurión, Valeria - Escalante, Guillermo</w:t>
-      </w:r>
-    </w:p>
-    <w:p>
-      <w:pPr>
-        <w:keepNext w:val="0"/>
-        <w:keepLines w:val="0"/>
-        <w:pageBreakBefore w:val="0"/>
-        <w:widowControl w:val="1"/>
-        <w:numPr>
-          <w:ilvl w:val="0"/>
-          <w:numId w:val="3"/>
-        </w:numPr>
-        <w:pBdr>
-          <w:top w:space="0" w:sz="0" w:val="nil"/>
-          <w:left w:space="0" w:sz="0" w:val="nil"/>
-          <w:bottom w:space="0" w:sz="0" w:val="nil"/>
-          <w:right w:space="0" w:sz="0" w:val="nil"/>
-          <w:between w:space="0" w:sz="0" w:val="nil"/>
-        </w:pBdr>
-        <w:shd w:fill="auto" w:val="clear"/>
-        <w:spacing w:after="0" w:afterAutospacing="0" w:before="0" w:line="240" w:lineRule="auto"/>
-        <w:ind w:left="720" w:right="0" w:hanging="360"/>
-        <w:jc w:val="left"/>
-        <w:rPr>
-          <w:u w:val="none"/>
-        </w:rPr>
-      </w:pPr>
-      <w:r>
-        <w:rPr>
-          <w:rtl w:val="0"/>
-        </w:rPr>
-        <w:t xml:space="preserve">Diseño: Maldonado, Agustina - Mendez, Florencia</w:t>
-      </w:r>
-    </w:p>
-    <w:p>
-      <w:pPr>
-        <w:keepNext w:val="0"/>
-        <w:keepLines w:val="0"/>
-        <w:pageBreakBefore w:val="0"/>
-        <w:widowControl w:val="1"/>
-        <w:numPr>
-          <w:ilvl w:val="0"/>
-          <w:numId w:val="3"/>
-        </w:numPr>
-        <w:pBdr>
-          <w:top w:space="0" w:sz="0" w:val="nil"/>
-          <w:left w:space="0" w:sz="0" w:val="nil"/>
-          <w:bottom w:space="0" w:sz="0" w:val="nil"/>
-          <w:right w:space="0" w:sz="0" w:val="nil"/>
-          <w:between w:space="0" w:sz="0" w:val="nil"/>
-        </w:pBdr>
-        <w:shd w:fill="auto" w:val="clear"/>
-        <w:spacing w:after="0" w:afterAutospacing="0" w:before="0" w:line="240" w:lineRule="auto"/>
-        <w:ind w:left="720" w:right="0" w:hanging="360"/>
-        <w:jc w:val="left"/>
-        <w:rPr>
-          <w:u w:val="none"/>
-        </w:rPr>
-      </w:pPr>
-      <w:r>
-        <w:rPr>
-          <w:rtl w:val="0"/>
-        </w:rPr>
-        <w:t xml:space="preserve">Verificación: Ulloa, Gonzalo</w:t>
-      </w:r>
-    </w:p>
-    <w:p>
-      <w:pPr>
-        <w:keepNext w:val="0"/>
-        <w:keepLines w:val="0"/>
-        <w:pageBreakBefore w:val="0"/>
-        <w:widowControl w:val="1"/>
-        <w:numPr>
-          <w:ilvl w:val="0"/>
-          <w:numId w:val="3"/>
-        </w:numPr>
-        <w:pBdr>
-          <w:top w:space="0" w:sz="0" w:val="nil"/>
-          <w:left w:space="0" w:sz="0" w:val="nil"/>
-          <w:bottom w:space="0" w:sz="0" w:val="nil"/>
-          <w:right w:space="0" w:sz="0" w:val="nil"/>
-          <w:between w:space="0" w:sz="0" w:val="nil"/>
-        </w:pBdr>
-        <w:shd w:fill="auto" w:val="clear"/>
-        <w:spacing w:after="0" w:afterAutospacing="0" w:before="0" w:line="240" w:lineRule="auto"/>
-        <w:ind w:left="720" w:right="0" w:hanging="360"/>
-        <w:jc w:val="left"/>
-        <w:rPr>
-          <w:u w:val="none"/>
-        </w:rPr>
-      </w:pPr>
-      <w:r>
-        <w:rPr>
-          <w:rtl w:val="0"/>
-        </w:rPr>
-        <w:t xml:space="preserve">Gestión de Configuración: Ulloa, Gonzalo</w:t>
-      </w:r>
-    </w:p>
-    <w:p>
-      <w:pPr>
-        <w:keepNext w:val="0"/>
-        <w:keepLines w:val="0"/>
-        <w:pageBreakBefore w:val="0"/>
-        <w:widowControl w:val="1"/>
-        <w:numPr>
-          <w:ilvl w:val="0"/>
-          <w:numId w:val="3"/>
-        </w:numPr>
-        <w:pBdr>
-          <w:top w:space="0" w:sz="0" w:val="nil"/>
-          <w:left w:space="0" w:sz="0" w:val="nil"/>
-          <w:bottom w:space="0" w:sz="0" w:val="nil"/>
-          <w:right w:space="0" w:sz="0" w:val="nil"/>
-          <w:between w:space="0" w:sz="0" w:val="nil"/>
-        </w:pBdr>
-        <w:shd w:fill="auto" w:val="clear"/>
-        <w:spacing w:after="0" w:afterAutospacing="0" w:before="0" w:line="240" w:lineRule="auto"/>
-        <w:ind w:left="720" w:right="0" w:hanging="360"/>
-        <w:jc w:val="left"/>
-        <w:rPr>
-          <w:u w:val="none"/>
-        </w:rPr>
-      </w:pPr>
-      <w:r>
-        <w:rPr>
-          <w:rtl w:val="0"/>
-        </w:rPr>
-        <w:t xml:space="preserve">Gestión de proyecto: Todos los integrantes del equipo.</w:t>
-      </w:r>
-    </w:p>
-    <w:p>
-      <w:pPr>
-        <w:keepNext w:val="0"/>
-        <w:keepLines w:val="0"/>
-        <w:pageBreakBefore w:val="0"/>
-        <w:widowControl w:val="1"/>
-        <w:numPr>
-          <w:ilvl w:val="0"/>
-          <w:numId w:val="3"/>
-        </w:numPr>
-        <w:pBdr>
-          <w:top w:space="0" w:sz="0" w:val="nil"/>
-          <w:left w:space="0" w:sz="0" w:val="nil"/>
-          <w:bottom w:space="0" w:sz="0" w:val="nil"/>
-          <w:right w:space="0" w:sz="0" w:val="nil"/>
-          <w:between w:space="0" w:sz="0" w:val="nil"/>
-        </w:pBdr>
-        <w:shd w:fill="auto" w:val="clear"/>
-        <w:spacing w:after="0" w:afterAutospacing="0" w:before="0" w:line="240" w:lineRule="auto"/>
-        <w:ind w:left="720" w:right="0" w:hanging="360"/>
-        <w:jc w:val="left"/>
-        <w:rPr>
-          <w:u w:val="none"/>
-        </w:rPr>
-      </w:pPr>
-      <w:r>
-        <w:rPr>
-          <w:rtl w:val="0"/>
-        </w:rPr>
-        <w:t xml:space="preserve">Gestión de Calidad: Maldonado, Agustina - Mendez, Florencia</w:t>
-      </w:r>
-    </w:p>
-    <w:p>
-      <w:pPr>
-        <w:keepNext w:val="0"/>
-        <w:keepLines w:val="0"/>
-        <w:pageBreakBefore w:val="0"/>
-        <w:widowControl w:val="1"/>
-        <w:numPr>
-          <w:ilvl w:val="0"/>
-          <w:numId w:val="3"/>
-        </w:numPr>
-        <w:pBdr>
-          <w:top w:space="0" w:sz="0" w:val="nil"/>
-          <w:left w:space="0" w:sz="0" w:val="nil"/>
-          <w:bottom w:space="0" w:sz="0" w:val="nil"/>
-          <w:right w:space="0" w:sz="0" w:val="nil"/>
-          <w:between w:space="0" w:sz="0" w:val="nil"/>
-        </w:pBdr>
-        <w:shd w:fill="auto" w:val="clear"/>
-        <w:spacing w:after="60" w:before="0" w:line="240" w:lineRule="auto"/>
-        <w:ind w:left="720" w:right="0" w:hanging="360"/>
-        <w:jc w:val="left"/>
-        <w:rPr>
-          <w:u w:val="none"/>
-        </w:rPr>
-      </w:pPr>
-      <w:r>
-        <w:rPr>
-          <w:rtl w:val="0"/>
-        </w:rPr>
-        <w:t xml:space="preserve">Comunicación: Todos los integrantes del equipo. </w:t>
-      </w:r>
-    </w:p>
-    <w:p>
-      <w:pPr>
-        <w:keepNext w:val="0"/>
-        <w:keepLines w:val="0"/>
-        <w:pageBreakBefore w:val="0"/>
-        <w:widowControl w:val="1"/>
-        <w:pBdr>
-          <w:top w:space="0" w:sz="0" w:val="nil"/>
-          <w:left w:space="0" w:sz="0" w:val="nil"/>
-          <w:bottom w:space="0" w:sz="0" w:val="nil"/>
-          <w:right w:space="0" w:sz="0" w:val="nil"/>
-          <w:between w:space="0" w:sz="0" w:val="nil"/>
-        </w:pBdr>
-        <w:shd w:fill="auto" w:val="clear"/>
-        <w:spacing w:after="60" w:before="0" w:line="240" w:lineRule="auto"/>
-        <w:ind w:left="0" w:right="0" w:firstLine="0"/>
-        <w:jc w:val="left"/>
-        <w:rPr>
-          <w:b w:val="1"/>
-          <w:bCs w:val="1"/>
-          <w:u w:val="single"/>
-        </w:rPr>
-      </w:pPr>
-      <w:r>
-        <w:rPr>
-          <w:b w:val="1"/>
-          <w:bCs w:val="1"/>
-          <w:u w:val="single"/>
-          <w:rtl w:val="0"/>
-        </w:rPr>
-        <w:t xml:space="preserve">Inventario</w:t>
-      </w:r>
-    </w:p>
-    <w:p>
-      <w:pPr>
-        <w:keepNext w:val="0"/>
-        <w:keepLines w:val="0"/>
-        <w:pageBreakBefore w:val="0"/>
-        <w:widowControl w:val="1"/>
-        <w:pBdr>
-          <w:top w:space="0" w:sz="0" w:val="nil"/>
-          <w:left w:space="0" w:sz="0" w:val="nil"/>
-          <w:bottom w:space="0" w:sz="0" w:val="nil"/>
-          <w:right w:space="0" w:sz="0" w:val="nil"/>
-          <w:between w:space="0" w:sz="0" w:val="nil"/>
-        </w:pBdr>
-        <w:shd w:fill="auto" w:val="clear"/>
-        <w:spacing w:after="60" w:before="0" w:line="240" w:lineRule="auto"/>
-        <w:ind w:left="0" w:right="0"/>
-        <w:jc w:val="left"/>
-        <w:rPr/>
-      </w:pPr>
-      <w:r>
-        <w:rPr>
-          <w:rtl w:val="0"/>
-        </w:rPr>
-        <w:t xml:space="preserve">Cada integrante posee notebook, celular, tiempo para poder reunirse de forma presencial o para responder mensajes importantes en el grupo de Whatsapp del equipo.</w:t>
+        <w:t xml:space="preserve">El equipo del proyecto está conformado por cinco integrantes. La asignación de responsabilidades específicas se detalla en la sección “Responsables”.</w:t>
       </w:r>
       <w:r>
         <w:rPr>
@@ -9174,8 +8869,8 @@
           <w:vertAlign w:val="baseline"/>
         </w:rPr>
       </w:pPr>
-      <w:bookmarkStart w:colFirst="0" w:colLast="0" w:name="_a84chmu5oynm" w:id="29"/>
-      <w:bookmarkEnd w:id="29"/>
+      <w:bookmarkStart w:colFirst="0" w:colLast="0" w:name="_a84chmu5oynm" w:id="30"/>
+      <w:bookmarkEnd w:id="30"/>
       <w:r>
         <w:rPr>
           <w:vertAlign w:val="baseline"/>
@@ -9191,8 +8886,8 @@
           <w:vertAlign w:val="baseline"/>
         </w:rPr>
       </w:pPr>
-      <w:bookmarkStart w:colFirst="0" w:colLast="0" w:name="_9i2a06lfadec" w:id="30"/>
-      <w:bookmarkEnd w:id="30"/>
+      <w:bookmarkStart w:colFirst="0" w:colLast="0" w:name="_9i2a06lfadec" w:id="31"/>
+      <w:bookmarkEnd w:id="31"/>
       <w:r>
         <w:rPr>
           <w:vertAlign w:val="baseline"/>
@@ -9208,19 +8903,18 @@
         <w:ind w:left="0"/>
         <w:rPr/>
       </w:pPr>
-      <w:bookmarkStart w:colFirst="0" w:colLast="0" w:name="_9i2a06lfadec" w:id="30"/>
-      <w:bookmarkEnd w:id="30"/>
-      <w:r>
-        <w:rPr>
-          <w:rtl w:val="0"/>
-        </w:rPr>
-        <w:t xml:space="preserve">Los p</w:t>
-      </w:r>
-      <w:r>
-        <w:rPr>
-          <w:rtl w:val="0"/>
-        </w:rPr>
-        <w:t xml:space="preserve">rocedimientos técnicos, herramientas y tecnologías de Kairos se definirán en una próxima versión de este documento. </w:t>
+      <w:bookmarkStart w:colFirst="0" w:colLast="0" w:name="_9i2a06lfadec" w:id="31"/>
+      <w:bookmarkEnd w:id="31"/>
+      <w:r>
+        <w:rPr>
+          <w:rtl w:val="0"/>
+        </w:rPr>
+        <w:t xml:space="preserve">Los procedimientos técnicos, herramientas y tecnologías utilizadas en el proyecto se detallan en el documento “Herramientas y Tecnologías - Kairos - NexTech”, el cual forma parte de los entregables oficiales del proyecto.</w:t>
+      </w:r>
+      <w:r>
+        <w:rPr>
+          <w:rtl w:val="0"/>
+        </w:rPr>
       </w:r>
     </w:p>
     <w:p>
@@ -9230,8 +8924,8 @@
           <w:vertAlign w:val="baseline"/>
         </w:rPr>
       </w:pPr>
-      <w:bookmarkStart w:colFirst="0" w:colLast="0" w:name="_xrtvjkqnszoa" w:id="31"/>
-      <w:bookmarkEnd w:id="31"/>
+      <w:bookmarkStart w:colFirst="0" w:colLast="0" w:name="_xrtvjkqnszoa" w:id="32"/>
+      <w:bookmarkEnd w:id="32"/>
       <w:r>
         <w:rPr>
           <w:vertAlign w:val="baseline"/>
@@ -9261,8 +8955,8 @@
           <w:vertAlign w:val="baseline"/>
         </w:rPr>
       </w:pPr>
-      <w:bookmarkStart w:colFirst="0" w:colLast="0" w:name="_4lrtrid3g1td" w:id="32"/>
-      <w:bookmarkEnd w:id="32"/>
+      <w:bookmarkStart w:colFirst="0" w:colLast="0" w:name="_4lrtrid3g1td" w:id="33"/>
+      <w:bookmarkEnd w:id="33"/>
       <w:r>
         <w:rPr>
           <w:rtl w:val="0"/>
@@ -9284,8 +8978,8 @@
           <w:vertAlign w:val="baseline"/>
         </w:rPr>
       </w:pPr>
-      <w:bookmarkStart w:colFirst="0" w:colLast="0" w:name="_ijmm8moqndlu" w:id="33"/>
-      <w:bookmarkEnd w:id="33"/>
+      <w:bookmarkStart w:colFirst="0" w:colLast="0" w:name="_ijmm8moqndlu" w:id="34"/>
+      <w:bookmarkEnd w:id="34"/>
       <w:r>
         <w:rPr>
           <w:vertAlign w:val="baseline"/>
@@ -9316,35 +9010,14 @@
         <w:jc w:val="both"/>
         <w:rPr/>
       </w:pPr>
-      <w:bookmarkStart w:colFirst="0" w:colLast="0" w:name="_c7byqbb76u33" w:id="34"/>
-      <w:bookmarkEnd w:id="34"/>
-      <w:r>
-        <w:rPr>
-          <w:i w:val="0"/>
-          <w:iCs w:val="0"/>
-          <w:smallCaps w:val="0"/>
-          <w:strike w:val="0"/>
-          <w:u w:val="none"/>
-          <w:shd w:fill="auto" w:val="clear"/>
-          <w:vertAlign w:val="baseline"/>
-          <w:rtl w:val="0"/>
-        </w:rPr>
-        <w:t xml:space="preserve">Referencia a los documentos de</w:t>
-      </w:r>
-      <w:r>
-        <w:rPr>
-          <w:rtl w:val="0"/>
-        </w:rPr>
-        <w:t xml:space="preserve">: Plan de Gestión de Configuración, Plan SQA, Plan de Verificación</w:t>
-      </w:r>
-    </w:p>
-    <w:p>
-      <w:pPr>
-        <w:pStyle w:val="Heading4"/>
-        <w:rPr/>
-      </w:pPr>
-      <w:bookmarkStart w:colFirst="0" w:colLast="0" w:name="_e8i35o76oeop" w:id="35"/>
+      <w:bookmarkStart w:colFirst="0" w:colLast="0" w:name="_c7byqbb76u33" w:id="35"/>
       <w:bookmarkEnd w:id="35"/>
+      <w:r>
+        <w:rPr>
+          <w:rtl w:val="0"/>
+        </w:rPr>
+        <w:t xml:space="preserve">El presente Plan de Proyecto se complementa con el Plan de Gestión de Configuración, el Plan SQA y el Plan de Verificación, los cuales establecen los lineamientos específicos para el control de versiones, aseguramiento de calidad y validación del software respectivamente.</w:t>
+      </w:r>
       <w:r>
         <w:rPr>
           <w:rtl w:val="0"/>
@@ -10067,12 +9740,12 @@
           <wp:extent cx="669290" cy="669290"/>
           <wp:effectExtent b="0" l="0" r="0" t="0"/>
           <wp:wrapSquare wrapText="bothSides" distB="0" distT="0" distL="114300" distR="114300"/>
-          <wp:docPr descr="psi-negro.png" id="17" name="image3.png"/>
+          <wp:docPr descr="psi-negro.png" id="17" name="image2.png"/>
           <a:graphic>
             <a:graphicData uri="http://schemas.openxmlformats.org/drawingml/2006/picture">
               <pic:pic>
                 <pic:nvPicPr>
-                  <pic:cNvPr descr="psi-negro.png" id="0" name="image3.png"/>
+                  <pic:cNvPr descr="psi-negro.png" id="0" name="image2.png"/>
                   <pic:cNvPicPr preferRelativeResize="0"/>
                 </pic:nvPicPr>
                 <pic:blipFill>
@@ -10889,116 +10562,6 @@
     <w:lvl w:ilvl="0">
       <w:start w:val="1"/>
       <w:numFmt w:val="bullet"/>
-      <w:lvlText w:val="●"/>
-      <w:lvlJc w:val="left"/>
-      <w:pPr>
-        <w:ind w:left="720" w:hanging="360"/>
-      </w:pPr>
-      <w:rPr>
-        <w:u w:val="none"/>
-      </w:rPr>
-    </w:lvl>
-    <w:lvl w:ilvl="1">
-      <w:start w:val="1"/>
-      <w:numFmt w:val="bullet"/>
-      <w:lvlText w:val="○"/>
-      <w:lvlJc w:val="left"/>
-      <w:pPr>
-        <w:ind w:left="1440" w:hanging="360"/>
-      </w:pPr>
-      <w:rPr>
-        <w:u w:val="none"/>
-      </w:rPr>
-    </w:lvl>
-    <w:lvl w:ilvl="2">
-      <w:start w:val="1"/>
-      <w:numFmt w:val="bullet"/>
-      <w:lvlText w:val="■"/>
-      <w:lvlJc w:val="left"/>
-      <w:pPr>
-        <w:ind w:left="2160" w:hanging="360"/>
-      </w:pPr>
-      <w:rPr>
-        <w:u w:val="none"/>
-      </w:rPr>
-    </w:lvl>
-    <w:lvl w:ilvl="3">
-      <w:start w:val="1"/>
-      <w:numFmt w:val="bullet"/>
-      <w:lvlText w:val="●"/>
-      <w:lvlJc w:val="left"/>
-      <w:pPr>
-        <w:ind w:left="2880" w:hanging="360"/>
-      </w:pPr>
-      <w:rPr>
-        <w:u w:val="none"/>
-      </w:rPr>
-    </w:lvl>
-    <w:lvl w:ilvl="4">
-      <w:start w:val="1"/>
-      <w:numFmt w:val="bullet"/>
-      <w:lvlText w:val="○"/>
-      <w:lvlJc w:val="left"/>
-      <w:pPr>
-        <w:ind w:left="3600" w:hanging="360"/>
-      </w:pPr>
-      <w:rPr>
-        <w:u w:val="none"/>
-      </w:rPr>
-    </w:lvl>
-    <w:lvl w:ilvl="5">
-      <w:start w:val="1"/>
-      <w:numFmt w:val="bullet"/>
-      <w:lvlText w:val="■"/>
-      <w:lvlJc w:val="left"/>
-      <w:pPr>
-        <w:ind w:left="4320" w:hanging="360"/>
-      </w:pPr>
-      <w:rPr>
-        <w:u w:val="none"/>
-      </w:rPr>
-    </w:lvl>
-    <w:lvl w:ilvl="6">
-      <w:start w:val="1"/>
-      <w:numFmt w:val="bullet"/>
-      <w:lvlText w:val="●"/>
-      <w:lvlJc w:val="left"/>
-      <w:pPr>
-        <w:ind w:left="5040" w:hanging="360"/>
-      </w:pPr>
-      <w:rPr>
-        <w:u w:val="none"/>
-      </w:rPr>
-    </w:lvl>
-    <w:lvl w:ilvl="7">
-      <w:start w:val="1"/>
-      <w:numFmt w:val="bullet"/>
-      <w:lvlText w:val="○"/>
-      <w:lvlJc w:val="left"/>
-      <w:pPr>
-        <w:ind w:left="5760" w:hanging="360"/>
-      </w:pPr>
-      <w:rPr>
-        <w:u w:val="none"/>
-      </w:rPr>
-    </w:lvl>
-    <w:lvl w:ilvl="8">
-      <w:start w:val="1"/>
-      <w:numFmt w:val="bullet"/>
-      <w:lvlText w:val="■"/>
-      <w:lvlJc w:val="left"/>
-      <w:pPr>
-        <w:ind w:left="6480" w:hanging="360"/>
-      </w:pPr>
-      <w:rPr>
-        <w:u w:val="none"/>
-      </w:rPr>
-    </w:lvl>
-  </w:abstractNum>
-  <w:abstractNum w:abstractNumId="6">
-    <w:lvl w:ilvl="0">
-      <w:start w:val="1"/>
-      <w:numFmt w:val="bullet"/>
       <w:lvlText w:val="-"/>
       <w:lvlJc w:val="left"/>
       <w:pPr>
@@ -11119,9 +10682,6 @@
   </w:num>
   <w:num w:numId="5">
     <w:abstractNumId w:val="5"/>
-  </w:num>
-  <w:num w:numId="6">
-    <w:abstractNumId w:val="6"/>
   </w:num>
 </w:numbering>
 </file>
